--- a/templates/План.docx
+++ b/templates/План.docx
@@ -1,6 +1,6 @@
 
 <file path=word/document.xml><?xml version="1.0" encoding="utf-8"?>
-<w:document xmlns:wpc="http://schemas.microsoft.com/office/word/2010/wordprocessingCanvas" xmlns:mc="http://schemas.openxmlformats.org/markup-compatibility/2006" xmlns:o="urn:schemas-microsoft-com:office:office" xmlns:r="http://schemas.openxmlformats.org/officeDocument/2006/relationships" xmlns:m="http://schemas.openxmlformats.org/officeDocument/2006/math" xmlns:v="urn:schemas-microsoft-com:vml" xmlns:wp14="http://schemas.microsoft.com/office/word/2010/wordprocessingDrawing" xmlns:wp="http://schemas.openxmlformats.org/drawingml/2006/wordprocessingDrawing" xmlns:w10="urn:schemas-microsoft-com:office:word" xmlns:w="http://schemas.openxmlformats.org/wordprocessingml/2006/main" xmlns:w14="http://schemas.microsoft.com/office/word/2010/wordml" xmlns:wpg="http://schemas.microsoft.com/office/word/2010/wordprocessingGroup" xmlns:wpi="http://schemas.microsoft.com/office/word/2010/wordprocessingInk" xmlns:wne="http://schemas.microsoft.com/office/word/2006/wordml" xmlns:wps="http://schemas.microsoft.com/office/word/2010/wordprocessingShape" mc:Ignorable="w14 wp14">
+<w:document xmlns:wpc="http://schemas.microsoft.com/office/word/2010/wordprocessingCanvas" xmlns:cx="http://schemas.microsoft.com/office/drawing/2014/chartex" xmlns:cx1="http://schemas.microsoft.com/office/drawing/2015/9/8/chartex" xmlns:cx2="http://schemas.microsoft.com/office/drawing/2015/10/21/chartex" xmlns:cx3="http://schemas.microsoft.com/office/drawing/2016/5/9/chartex" xmlns:cx4="http://schemas.microsoft.com/office/drawing/2016/5/10/chartex" xmlns:cx5="http://schemas.microsoft.com/office/drawing/2016/5/11/chartex" xmlns:cx6="http://schemas.microsoft.com/office/drawing/2016/5/12/chartex" xmlns:cx7="http://schemas.microsoft.com/office/drawing/2016/5/13/chartex" xmlns:cx8="http://schemas.microsoft.com/office/drawing/2016/5/14/chartex" xmlns:mc="http://schemas.openxmlformats.org/markup-compatibility/2006" xmlns:aink="http://schemas.microsoft.com/office/drawing/2016/ink" xmlns:am3d="http://schemas.microsoft.com/office/drawing/2017/model3d" xmlns:o="urn:schemas-microsoft-com:office:office" xmlns:oel="http://schemas.microsoft.com/office/2019/extlst" xmlns:r="http://schemas.openxmlformats.org/officeDocument/2006/relationships" xmlns:m="http://schemas.openxmlformats.org/officeDocument/2006/math" xmlns:v="urn:schemas-microsoft-com:vml" xmlns:wp14="http://schemas.microsoft.com/office/word/2010/wordprocessingDrawing" xmlns:wp="http://schemas.openxmlformats.org/drawingml/2006/wordprocessingDrawing" xmlns:w10="urn:schemas-microsoft-com:office:word" xmlns:w="http://schemas.openxmlformats.org/wordprocessingml/2006/main" xmlns:w14="http://schemas.microsoft.com/office/word/2010/wordml" xmlns:w15="http://schemas.microsoft.com/office/word/2012/wordml" xmlns:w16cex="http://schemas.microsoft.com/office/word/2018/wordml/cex" xmlns:w16cid="http://schemas.microsoft.com/office/word/2016/wordml/cid" xmlns:w16="http://schemas.microsoft.com/office/word/2018/wordml" xmlns:w16sdtdh="http://schemas.microsoft.com/office/word/2020/wordml/sdtdatahash" xmlns:w16se="http://schemas.microsoft.com/office/word/2015/wordml/symex" xmlns:wpg="http://schemas.microsoft.com/office/word/2010/wordprocessingGroup" xmlns:wpi="http://schemas.microsoft.com/office/word/2010/wordprocessingInk" xmlns:wne="http://schemas.microsoft.com/office/word/2006/wordml" xmlns:wps="http://schemas.microsoft.com/office/word/2010/wordprocessingShape" mc:Ignorable="w14 w15 w16se w16cid w16 w16cex w16sdtdh wp14">
   <w:body>
     <w:p>
       <w:pPr>
@@ -38,7 +38,6 @@
           <w:lang w:val="ru-RU"/>
         </w:rPr>
       </w:pPr>
-      <w:proofErr w:type="spellStart"/>
       <w:r>
         <w:rPr>
           <w:bCs/>
@@ -47,15 +46,6 @@
           <w:lang w:val="ru-RU"/>
         </w:rPr>
         <w:t>{{STUDENT_FIO}}</w:t>
-      </w:r>
-      <w:proofErr w:type="spellEnd"/>
-      <w:r>
-        <w:rPr>
-          <w:bCs/>
-          <w:color w:val="000000"/>
-          <w:u w:val="single"/>
-          <w:lang w:val="ru-RU"/>
-        </w:rPr>
       </w:r>
     </w:p>
     <w:p>
@@ -94,40 +84,6 @@
         </w:rPr>
         <w:t>магистранта {{STUDY_YEAR}} года обучения, {{SEMESTER}} семестра, направление подготовки 03.04.02 Физика, профиль "Физика солнечно-земных связей"</w:t>
       </w:r>
-      <w:r>
-        <w:rPr>
-          <w:color w:val="000000"/>
-          <w:u w:val="single"/>
-        </w:rPr>
-      </w:r>
-      <w:r>
-        <w:rPr>
-          <w:color w:val="000000"/>
-        </w:rPr>
-      </w:r>
-      <w:r>
-        <w:rPr>
-          <w:color w:val="000000"/>
-          <w:u w:val="single"/>
-        </w:rPr>
-      </w:r>
-      <w:r>
-        <w:rPr>
-          <w:color w:val="000000"/>
-        </w:rPr>
-      </w:r>
-      <w:r>
-        <w:rPr>
-          <w:color w:val="000000"/>
-          <w:sz w:val="20"/>
-          <w:szCs w:val="20"/>
-        </w:rPr>
-      </w:r>
-      <w:r>
-        <w:rPr>
-          <w:color w:val="000000"/>
-        </w:rPr>
-      </w:r>
     </w:p>
     <w:p>
       <w:pPr>
@@ -280,9 +236,6 @@
             <w:pPr>
               <w:spacing w:after="0" w:line="240" w:lineRule="auto"/>
             </w:pPr>
-            <w:r>
-              <w:t>01.09.2025 – 19.09.2025</w:t>
-            </w:r>
           </w:p>
         </w:tc>
         <w:tc>
@@ -305,9 +258,6 @@
             <w:pPr>
               <w:spacing w:after="0" w:line="240" w:lineRule="auto"/>
             </w:pPr>
-            <w:r>
-              <w:t>Изучение физических основ солнечно-ионосферных взаимодействий.</w:t>
-            </w:r>
           </w:p>
         </w:tc>
         <w:tc>
@@ -358,9 +308,6 @@
             <w:pPr>
               <w:spacing w:after="0" w:line="240" w:lineRule="auto"/>
             </w:pPr>
-            <w:r>
-              <w:t>22.09.2025 – 10.10.2025</w:t>
-            </w:r>
           </w:p>
         </w:tc>
         <w:tc>
@@ -379,50 +326,6 @@
               <w:right w:w="108" w:type="dxa"/>
             </w:tcMar>
           </w:tcPr>
-          <w:p>
-            <w:pPr>
-              <w:widowControl w:val="0"/>
-              <w:pBdr>
-                <w:top w:val="nil"/>
-                <w:left w:val="nil"/>
-                <w:bottom w:val="nil"/>
-                <w:right w:val="nil"/>
-                <w:between w:val="nil"/>
-              </w:pBdr>
-              <w:spacing w:after="0" w:line="276" w:lineRule="auto"/>
-              <w:rPr>
-                <w:lang w:val="ru-RU"/>
-              </w:rPr>
-            </w:pPr>
-          </w:p>
-          <w:tbl>
-            <w:tblPr>
-              <w:tblStyle w:val="a6"/>
-              <w:tblW w:w="4746" w:type="dxa"/>
-              <w:tblInd w:w="0" w:type="dxa"/>
-              <w:tblLayout w:type="fixed"/>
-              <w:tblLook w:val="0400" w:firstRow="0" w:lastRow="0" w:firstColumn="0" w:lastColumn="0" w:noHBand="0" w:noVBand="1"/>
-            </w:tblPr>
-            <w:tblGrid>
-              <w:gridCol w:w="4746"/>
-            </w:tblGrid>
-            <w:tr>
-              <w:tc>
-                <w:tcPr>
-                  <w:tcW w:w="4746" w:type="dxa"/>
-                  <w:vAlign w:val="center"/>
-                </w:tcPr>
-                <w:p>
-                  <w:pPr>
-                    <w:spacing w:after="0" w:line="240" w:lineRule="auto"/>
-                  </w:pPr>
-                  <w:r>
-                    <w:t>Изучение данных ГНСС и методов получения полного электронного содержания. Ознакомление с вариациями ПЭС и индексом ROTI.</w:t>
-                  </w:r>
-                </w:p>
-              </w:tc>
-            </w:tr>
-          </w:tbl>
           <w:p>
             <w:pPr>
               <w:spacing w:after="0" w:line="240" w:lineRule="auto"/>
@@ -481,9 +384,6 @@
             <w:pPr>
               <w:spacing w:after="0" w:line="240" w:lineRule="auto"/>
             </w:pPr>
-            <w:r>
-              <w:t>13.10.2025 – 24.10.2025</w:t>
-            </w:r>
           </w:p>
         </w:tc>
         <w:tc>
@@ -503,47 +403,6 @@
             </w:tcMar>
             <w:vAlign w:val="center"/>
           </w:tcPr>
-          <w:p>
-            <w:pPr>
-              <w:widowControl w:val="0"/>
-              <w:pBdr>
-                <w:top w:val="nil"/>
-                <w:left w:val="nil"/>
-                <w:bottom w:val="nil"/>
-                <w:right w:val="nil"/>
-                <w:between w:val="nil"/>
-              </w:pBdr>
-              <w:spacing w:after="0" w:line="276" w:lineRule="auto"/>
-            </w:pPr>
-          </w:p>
-          <w:tbl>
-            <w:tblPr>
-              <w:tblStyle w:val="a7"/>
-              <w:tblW w:w="4746" w:type="dxa"/>
-              <w:tblInd w:w="0" w:type="dxa"/>
-              <w:tblLayout w:type="fixed"/>
-              <w:tblLook w:val="0400" w:firstRow="0" w:lastRow="0" w:firstColumn="0" w:lastColumn="0" w:noHBand="0" w:noVBand="1"/>
-            </w:tblPr>
-            <w:tblGrid>
-              <w:gridCol w:w="4746"/>
-            </w:tblGrid>
-            <w:tr>
-              <w:tc>
-                <w:tcPr>
-                  <w:tcW w:w="4746" w:type="dxa"/>
-                  <w:vAlign w:val="center"/>
-                </w:tcPr>
-                <w:p>
-                  <w:pPr>
-                    <w:spacing w:after="0" w:line="240" w:lineRule="auto"/>
-                  </w:pPr>
-                  <w:r>
-                    <w:t>Анализ существующих методов детектирования солнечных вспышек по ионосферным данным. Изучение индексов GSFLAI и ISFAI.</w:t>
-                  </w:r>
-                </w:p>
-              </w:tc>
-            </w:tr>
-          </w:tbl>
           <w:p>
             <w:pPr>
               <w:spacing w:after="0" w:line="240" w:lineRule="auto"/>
@@ -602,9 +461,6 @@
             <w:pPr>
               <w:spacing w:after="0" w:line="240" w:lineRule="auto"/>
             </w:pPr>
-            <w:r>
-              <w:t>27.10.2025 – 15.11.2025</w:t>
-            </w:r>
           </w:p>
         </w:tc>
         <w:tc>
@@ -628,9 +484,6 @@
             <w:pPr>
               <w:spacing w:after="0" w:line="240" w:lineRule="auto"/>
             </w:pPr>
-            <w:r>
-              <w:t xml:space="preserve">Проектирование архитектуры сервиса анализа солнечных вспышек. </w:t>
-            </w:r>
           </w:p>
         </w:tc>
         <w:tc>
@@ -685,9 +538,6 @@
             <w:pPr>
               <w:spacing w:after="0" w:line="240" w:lineRule="auto"/>
             </w:pPr>
-            <w:r>
-              <w:t>18.11.2025 – 28.11.2025</w:t>
-            </w:r>
           </w:p>
         </w:tc>
         <w:tc>
@@ -711,9 +561,6 @@
             <w:pPr>
               <w:spacing w:after="0" w:line="240" w:lineRule="auto"/>
             </w:pPr>
-            <w:r>
-              <w:t>Реализация модулей получения данных (информация о солнечных вспышках, продукты ПЭС, рентгеновское и ультрафиолетовое излучения)</w:t>
-            </w:r>
           </w:p>
         </w:tc>
         <w:tc>
@@ -768,9 +615,6 @@
             <w:pPr>
               <w:spacing w:after="0" w:line="240" w:lineRule="auto"/>
             </w:pPr>
-            <w:r>
-              <w:t>01.12.2025 – 19.12.2025</w:t>
-            </w:r>
           </w:p>
         </w:tc>
         <w:tc>
@@ -794,9 +638,6 @@
             <w:pPr>
               <w:spacing w:after="0" w:line="240" w:lineRule="auto"/>
             </w:pPr>
-            <w:r>
-              <w:t>Разработка и реализация ионосферного индекса Day/Night. Тестирование алгоритма.</w:t>
-            </w:r>
           </w:p>
         </w:tc>
         <w:tc>
@@ -851,9 +692,6 @@
             <w:pPr>
               <w:spacing w:after="0" w:line="240" w:lineRule="auto"/>
             </w:pPr>
-            <w:r>
-              <w:t>22.12.2025 – 30.12.2025</w:t>
-            </w:r>
           </w:p>
         </w:tc>
         <w:tc>
@@ -873,53 +711,6 @@
             </w:tcMar>
             <w:vAlign w:val="center"/>
           </w:tcPr>
-          <w:p>
-            <w:pPr>
-              <w:widowControl w:val="0"/>
-              <w:pBdr>
-                <w:top w:val="nil"/>
-                <w:left w:val="nil"/>
-                <w:bottom w:val="nil"/>
-                <w:right w:val="nil"/>
-                <w:between w:val="nil"/>
-              </w:pBdr>
-              <w:spacing w:after="0" w:line="276" w:lineRule="auto"/>
-              <w:rPr>
-                <w:lang w:val="ru-RU"/>
-              </w:rPr>
-            </w:pPr>
-          </w:p>
-          <w:tbl>
-            <w:tblPr>
-              <w:tblStyle w:val="a8"/>
-              <w:tblW w:w="4628" w:type="dxa"/>
-              <w:tblInd w:w="0" w:type="dxa"/>
-              <w:tblLayout w:type="fixed"/>
-              <w:tblLook w:val="0400" w:firstRow="0" w:lastRow="0" w:firstColumn="0" w:lastColumn="0" w:noHBand="0" w:noVBand="1"/>
-            </w:tblPr>
-            <w:tblGrid>
-              <w:gridCol w:w="4628"/>
-            </w:tblGrid>
-            <w:tr>
-              <w:trPr>
-                <w:trHeight w:val="312"/>
-              </w:trPr>
-              <w:tc>
-                <w:tcPr>
-                  <w:tcW w:w="4628" w:type="dxa"/>
-                  <w:vAlign w:val="center"/>
-                </w:tcPr>
-                <w:p>
-                  <w:pPr>
-                    <w:spacing w:after="0" w:line="240" w:lineRule="auto"/>
-                  </w:pPr>
-                  <w:r>
-                    <w:t xml:space="preserve">Реализация модуля визуализации данных. </w:t>
-                  </w:r>
-                </w:p>
-              </w:tc>
-            </w:tr>
-          </w:tbl>
           <w:p>
             <w:pPr>
               <w:spacing w:after="0" w:line="240" w:lineRule="auto"/>
@@ -978,9 +769,6 @@
             <w:pPr>
               <w:spacing w:after="0" w:line="240" w:lineRule="auto"/>
             </w:pPr>
-            <w:r>
-              <w:t>12.01.2026 – 16.01.2026</w:t>
-            </w:r>
           </w:p>
         </w:tc>
         <w:tc>
@@ -1004,9 +792,6 @@
             <w:pPr>
               <w:spacing w:after="0" w:line="240" w:lineRule="auto"/>
             </w:pPr>
-            <w:r>
-              <w:t>Оформление отчета по практике.</w:t>
-            </w:r>
           </w:p>
         </w:tc>
         <w:tc>
@@ -1033,8 +818,6 @@
                 <w:lang w:val="en-US"/>
               </w:rPr>
             </w:pPr>
-            <w:bookmarkStart w:id="0" w:name="_GoBack"/>
-            <w:bookmarkEnd w:id="0"/>
           </w:p>
         </w:tc>
       </w:tr>
@@ -1054,29 +837,6 @@
           <w:color w:val="000000"/>
         </w:rPr>
         <w:t xml:space="preserve">Руководитель практики __________ д.ф.-м.н. {{SUPERVISOR_FIO}}   </w:t>
-      </w:r>
-      <w:r>
-        <w:rPr>
-          <w:color w:val="000000"/>
-          <w:lang w:val="ru-RU"/>
-        </w:rPr>
-      </w:r>
-      <w:r>
-        <w:rPr>
-          <w:lang w:val="ru-RU"/>
-        </w:rPr>
-      </w:r>
-      <w:proofErr w:type="spellStart"/>
-      <w:r>
-        <w:rPr>
-          <w:lang w:val="ru-RU"/>
-        </w:rPr>
-      </w:r>
-      <w:proofErr w:type="spellEnd"/>
-      <w:r>
-        <w:rPr>
-          <w:lang w:val="ru-RU"/>
-        </w:rPr>
       </w:r>
     </w:p>
     <w:p>
@@ -1134,45 +894,6 @@
         </w:rPr>
         <w:t>{{DATE_START}}</w:t>
       </w:r>
-      <w:r>
-        <w:rPr>
-          <w:color w:val="000000"/>
-          <w:lang w:val="ru-RU"/>
-        </w:rPr>
-      </w:r>
-      <w:r>
-        <w:rPr>
-          <w:color w:val="000000"/>
-        </w:rPr>
-      </w:r>
-      <w:r>
-        <w:rPr>
-          <w:color w:val="000000"/>
-          <w:lang w:val="ru-RU"/>
-        </w:rPr>
-      </w:r>
-      <w:r>
-        <w:rPr>
-          <w:color w:val="000000"/>
-        </w:rPr>
-      </w:r>
-      <w:r>
-        <w:rPr>
-          <w:color w:val="000000"/>
-          <w:lang w:val="ru-RU"/>
-        </w:rPr>
-      </w:r>
-      <w:r>
-        <w:rPr>
-          <w:color w:val="000000"/>
-        </w:rPr>
-      </w:r>
-      <w:r>
-        <w:rPr>
-          <w:color w:val="000000"/>
-          <w:lang w:val="ru-RU"/>
-        </w:rPr>
-      </w:r>
     </w:p>
     <w:p>
       <w:pPr>
@@ -1200,26 +921,6 @@
         </w:rPr>
         <w:t>Магистрант ________    {{STUDENT_FIO}}</w:t>
       </w:r>
-      <w:r>
-        <w:rPr>
-          <w:color w:val="000000"/>
-          <w:lang w:val="ru-RU"/>
-        </w:rPr>
-      </w:r>
-      <w:proofErr w:type="spellStart"/>
-      <w:r>
-        <w:rPr>
-          <w:color w:val="000000"/>
-          <w:lang w:val="ru-RU"/>
-        </w:rPr>
-      </w:r>
-      <w:proofErr w:type="spellEnd"/>
-      <w:r>
-        <w:rPr>
-          <w:color w:val="000000"/>
-          <w:lang w:val="ru-RU"/>
-        </w:rPr>
-      </w:r>
     </w:p>
     <w:p>
       <w:pPr>
@@ -1246,47 +947,14 @@
         </w:rPr>
         <w:t>{{DATE_START}}</w:t>
       </w:r>
-      <w:r>
-        <w:rPr>
-          <w:color w:val="000000"/>
-          <w:lang w:val="ru-RU"/>
-        </w:rPr>
-      </w:r>
-      <w:r>
-        <w:rPr>
-          <w:color w:val="000000"/>
-        </w:rPr>
-      </w:r>
-      <w:r>
-        <w:rPr>
-          <w:color w:val="000000"/>
-          <w:lang w:val="ru-RU"/>
-        </w:rPr>
-      </w:r>
-      <w:r>
-        <w:rPr>
-          <w:color w:val="000000"/>
-        </w:rPr>
-      </w:r>
-      <w:r>
-        <w:rPr>
-          <w:color w:val="000000"/>
-          <w:lang w:val="ru-RU"/>
-        </w:rPr>
-      </w:r>
-      <w:r>
-        <w:rPr>
-          <w:color w:val="000000"/>
-        </w:rPr>
-      </w:r>
     </w:p>
     <w:p>
       <w:pPr>
         <w:spacing w:after="0" w:line="240" w:lineRule="auto"/>
         <w:jc w:val="both"/>
       </w:pPr>
-      <w:bookmarkStart w:id="1" w:name="_6k5v5ivaod4a" w:colFirst="0" w:colLast="0"/>
-      <w:bookmarkEnd w:id="1"/>
+      <w:bookmarkStart w:id="0" w:name="_6k5v5ivaod4a" w:colFirst="0" w:colLast="0"/>
+      <w:bookmarkEnd w:id="0"/>
     </w:p>
     <w:sectPr>
       <w:pgSz w:w="11906" w:h="16838"/>
@@ -1299,7 +967,7 @@
 </file>
 
 <file path=word/styles.xml><?xml version="1.0" encoding="utf-8"?>
-<w:styles xmlns:mc="http://schemas.openxmlformats.org/markup-compatibility/2006" xmlns:r="http://schemas.openxmlformats.org/officeDocument/2006/relationships" xmlns:w="http://schemas.openxmlformats.org/wordprocessingml/2006/main" xmlns:w14="http://schemas.microsoft.com/office/word/2010/wordml" mc:Ignorable="w14">
+<w:styles xmlns:mc="http://schemas.openxmlformats.org/markup-compatibility/2006" xmlns:r="http://schemas.openxmlformats.org/officeDocument/2006/relationships" xmlns:w="http://schemas.openxmlformats.org/wordprocessingml/2006/main" xmlns:w14="http://schemas.microsoft.com/office/word/2010/wordml" xmlns:w15="http://schemas.microsoft.com/office/word/2012/wordml" xmlns:w16cex="http://schemas.microsoft.com/office/word/2018/wordml/cex" xmlns:w16cid="http://schemas.microsoft.com/office/word/2016/wordml/cid" xmlns:w16="http://schemas.microsoft.com/office/word/2018/wordml" xmlns:w16sdtdh="http://schemas.microsoft.com/office/word/2020/wordml/sdtdatahash" xmlns:w16se="http://schemas.microsoft.com/office/word/2015/wordml/symex" mc:Ignorable="w14 w15 w16se w16cid w16 w16cex w16sdtdh">
   <w:docDefaults>
     <w:rPrDefault>
       <w:rPr>
@@ -1315,557 +983,383 @@
       </w:pPr>
     </w:pPrDefault>
   </w:docDefaults>
-  <w:latentStyles w:defLockedState="0" w:defUIPriority="99" w:defSemiHidden="1" w:defUnhideWhenUsed="1" w:defQFormat="0" w:count="267">
-    <w:lsdException w:name="Normal" w:semiHidden="0" w:uiPriority="0" w:unhideWhenUsed="0" w:qFormat="1"/>
-    <w:lsdException w:name="heading 1" w:semiHidden="0" w:uiPriority="9" w:unhideWhenUsed="0" w:qFormat="1"/>
-    <w:lsdException w:name="heading 2" w:uiPriority="9" w:qFormat="1"/>
-    <w:lsdException w:name="heading 3" w:uiPriority="9" w:qFormat="1"/>
-    <w:lsdException w:name="heading 4" w:uiPriority="9" w:qFormat="1"/>
-    <w:lsdException w:name="heading 5" w:uiPriority="9" w:qFormat="1"/>
-    <w:lsdException w:name="heading 6" w:uiPriority="9" w:qFormat="1"/>
-    <w:lsdException w:name="heading 7" w:uiPriority="9" w:qFormat="1"/>
-    <w:lsdException w:name="heading 8" w:uiPriority="9" w:qFormat="1"/>
-    <w:lsdException w:name="heading 9" w:uiPriority="9" w:qFormat="1"/>
-    <w:lsdException w:name="toc 1" w:uiPriority="39"/>
-    <w:lsdException w:name="toc 2" w:uiPriority="39"/>
-    <w:lsdException w:name="toc 3" w:uiPriority="39"/>
-    <w:lsdException w:name="toc 4" w:uiPriority="39"/>
-    <w:lsdException w:name="toc 5" w:uiPriority="39"/>
-    <w:lsdException w:name="toc 6" w:uiPriority="39"/>
-    <w:lsdException w:name="toc 7" w:uiPriority="39"/>
-    <w:lsdException w:name="toc 8" w:uiPriority="39"/>
-    <w:lsdException w:name="toc 9" w:uiPriority="39"/>
-    <w:lsdException w:name="caption" w:uiPriority="35" w:qFormat="1"/>
-    <w:lsdException w:name="Title" w:semiHidden="0" w:uiPriority="10" w:unhideWhenUsed="0" w:qFormat="1"/>
-    <w:lsdException w:name="Default Paragraph Font" w:uiPriority="1"/>
-    <w:lsdException w:name="Subtitle" w:semiHidden="0" w:uiPriority="11" w:unhideWhenUsed="0" w:qFormat="1"/>
-    <w:lsdException w:name="Strong" w:semiHidden="0" w:uiPriority="22" w:unhideWhenUsed="0" w:qFormat="1"/>
-    <w:lsdException w:name="Emphasis" w:semiHidden="0" w:uiPriority="20" w:unhideWhenUsed="0" w:qFormat="1"/>
-    <w:lsdException w:name="Table Grid" w:semiHidden="0" w:uiPriority="39" w:unhideWhenUsed="0"/>
-    <w:lsdException w:name="Placeholder Text" w:unhideWhenUsed="0"/>
-    <w:lsdException w:name="No Spacing" w:semiHidden="0" w:uiPriority="1" w:unhideWhenUsed="0" w:qFormat="1"/>
-    <w:lsdException w:name="Light Shading" w:semiHidden="0" w:uiPriority="60" w:unhideWhenUsed="0"/>
-    <w:lsdException w:name="Light List" w:semiHidden="0" w:uiPriority="61" w:unhideWhenUsed="0"/>
-    <w:lsdException w:name="Light Grid" w:semiHidden="0" w:uiPriority="62" w:unhideWhenUsed="0"/>
-    <w:lsdException w:name="Medium Shading 1" w:semiHidden="0" w:uiPriority="63" w:unhideWhenUsed="0"/>
-    <w:lsdException w:name="Medium Shading 2" w:semiHidden="0" w:uiPriority="64" w:unhideWhenUsed="0"/>
-    <w:lsdException w:name="Medium List 1" w:semiHidden="0" w:uiPriority="65" w:unhideWhenUsed="0"/>
-    <w:lsdException w:name="Medium List 2" w:semiHidden="0" w:uiPriority="66" w:unhideWhenUsed="0"/>
-    <w:lsdException w:name="Medium Grid 1" w:semiHidden="0" w:uiPriority="67" w:unhideWhenUsed="0"/>
-    <w:lsdException w:name="Medium Grid 2" w:semiHidden="0" w:uiPriority="68" w:unhideWhenUsed="0"/>
-    <w:lsdException w:name="Medium Grid 3" w:semiHidden="0" w:uiPriority="69" w:unhideWhenUsed="0"/>
-    <w:lsdException w:name="Dark List" w:semiHidden="0" w:uiPriority="70" w:unhideWhenUsed="0"/>
-    <w:lsdException w:name="Colorful Shading" w:semiHidden="0" w:uiPriority="71" w:unhideWhenUsed="0"/>
-    <w:lsdException w:name="Colorful List" w:semiHidden="0" w:uiPriority="72" w:unhideWhenUsed="0"/>
-    <w:lsdException w:name="Colorful Grid" w:semiHidden="0" w:uiPriority="73" w:unhideWhenUsed="0"/>
-    <w:lsdException w:name="Light Shading Accent 1" w:semiHidden="0" w:uiPriority="60" w:unhideWhenUsed="0"/>
-    <w:lsdException w:name="Light List Accent 1" w:semiHidden="0" w:uiPriority="61" w:unhideWhenUsed="0"/>
-    <w:lsdException w:name="Light Grid Accent 1" w:semiHidden="0" w:uiPriority="62" w:unhideWhenUsed="0"/>
-    <w:lsdException w:name="Medium Shading 1 Accent 1" w:semiHidden="0" w:uiPriority="63" w:unhideWhenUsed="0"/>
-    <w:lsdException w:name="Medium Shading 2 Accent 1" w:semiHidden="0" w:uiPriority="64" w:unhideWhenUsed="0"/>
-    <w:lsdException w:name="Medium List 1 Accent 1" w:semiHidden="0" w:uiPriority="65" w:unhideWhenUsed="0"/>
-    <w:lsdException w:name="Revision" w:unhideWhenUsed="0"/>
-    <w:lsdException w:name="List Paragraph" w:semiHidden="0" w:uiPriority="34" w:unhideWhenUsed="0" w:qFormat="1"/>
-    <w:lsdException w:name="Quote" w:semiHidden="0" w:uiPriority="29" w:unhideWhenUsed="0" w:qFormat="1"/>
-    <w:lsdException w:name="Intense Quote" w:semiHidden="0" w:uiPriority="30" w:unhideWhenUsed="0" w:qFormat="1"/>
-    <w:lsdException w:name="Medium List 2 Accent 1" w:semiHidden="0" w:uiPriority="66" w:unhideWhenUsed="0"/>
-    <w:lsdException w:name="Medium Grid 1 Accent 1" w:semiHidden="0" w:uiPriority="67" w:unhideWhenUsed="0"/>
-    <w:lsdException w:name="Medium Grid 2 Accent 1" w:semiHidden="0" w:uiPriority="68" w:unhideWhenUsed="0"/>
-    <w:lsdException w:name="Medium Grid 3 Accent 1" w:semiHidden="0" w:uiPriority="69" w:unhideWhenUsed="0"/>
-    <w:lsdException w:name="Dark List Accent 1" w:semiHidden="0" w:uiPriority="70" w:unhideWhenUsed="0"/>
-    <w:lsdException w:name="Colorful Shading Accent 1" w:semiHidden="0" w:uiPriority="71" w:unhideWhenUsed="0"/>
-    <w:lsdException w:name="Colorful List Accent 1" w:semiHidden="0" w:uiPriority="72" w:unhideWhenUsed="0"/>
-    <w:lsdException w:name="Colorful Grid Accent 1" w:semiHidden="0" w:uiPriority="73" w:unhideWhenUsed="0"/>
-    <w:lsdException w:name="Light Shading Accent 2" w:semiHidden="0" w:uiPriority="60" w:unhideWhenUsed="0"/>
-    <w:lsdException w:name="Light List Accent 2" w:semiHidden="0" w:uiPriority="61" w:unhideWhenUsed="0"/>
-    <w:lsdException w:name="Light Grid Accent 2" w:semiHidden="0" w:uiPriority="62" w:unhideWhenUsed="0"/>
-    <w:lsdException w:name="Medium Shading 1 Accent 2" w:semiHidden="0" w:uiPriority="63" w:unhideWhenUsed="0"/>
-    <w:lsdException w:name="Medium Shading 2 Accent 2" w:semiHidden="0" w:uiPriority="64" w:unhideWhenUsed="0"/>
-    <w:lsdException w:name="Medium List 1 Accent 2" w:semiHidden="0" w:uiPriority="65" w:unhideWhenUsed="0"/>
-    <w:lsdException w:name="Medium List 2 Accent 2" w:semiHidden="0" w:uiPriority="66" w:unhideWhenUsed="0"/>
-    <w:lsdException w:name="Medium Grid 1 Accent 2" w:semiHidden="0" w:uiPriority="67" w:unhideWhenUsed="0"/>
-    <w:lsdException w:name="Medium Grid 2 Accent 2" w:semiHidden="0" w:uiPriority="68" w:unhideWhenUsed="0"/>
-    <w:lsdException w:name="Medium Grid 3 Accent 2" w:semiHidden="0" w:uiPriority="69" w:unhideWhenUsed="0"/>
-    <w:lsdException w:name="Dark List Accent 2" w:semiHidden="0" w:uiPriority="70" w:unhideWhenUsed="0"/>
-    <w:lsdException w:name="Colorful Shading Accent 2" w:semiHidden="0" w:uiPriority="71" w:unhideWhenUsed="0"/>
-    <w:lsdException w:name="Colorful List Accent 2" w:semiHidden="0" w:uiPriority="72" w:unhideWhenUsed="0"/>
-    <w:lsdException w:name="Colorful Grid Accent 2" w:semiHidden="0" w:uiPriority="73" w:unhideWhenUsed="0"/>
-    <w:lsdException w:name="Light Shading Accent 3" w:semiHidden="0" w:uiPriority="60" w:unhideWhenUsed="0"/>
-    <w:lsdException w:name="Light List Accent 3" w:semiHidden="0" w:uiPriority="61" w:unhideWhenUsed="0"/>
-    <w:lsdException w:name="Light Grid Accent 3" w:semiHidden="0" w:uiPriority="62" w:unhideWhenUsed="0"/>
-    <w:lsdException w:name="Medium Shading 1 Accent 3" w:semiHidden="0" w:uiPriority="63" w:unhideWhenUsed="0"/>
-    <w:lsdException w:name="Medium Shading 2 Accent 3" w:semiHidden="0" w:uiPriority="64" w:unhideWhenUsed="0"/>
-    <w:lsdException w:name="Medium List 1 Accent 3" w:semiHidden="0" w:uiPriority="65" w:unhideWhenUsed="0"/>
-    <w:lsdException w:name="Medium List 2 Accent 3" w:semiHidden="0" w:uiPriority="66" w:unhideWhenUsed="0"/>
-    <w:lsdException w:name="Medium Grid 1 Accent 3" w:semiHidden="0" w:uiPriority="67" w:unhideWhenUsed="0"/>
-    <w:lsdException w:name="Medium Grid 2 Accent 3" w:semiHidden="0" w:uiPriority="68" w:unhideWhenUsed="0"/>
-    <w:lsdException w:name="Medium Grid 3 Accent 3" w:semiHidden="0" w:uiPriority="69" w:unhideWhenUsed="0"/>
-    <w:lsdException w:name="Dark List Accent 3" w:semiHidden="0" w:uiPriority="70" w:unhideWhenUsed="0"/>
-    <w:lsdException w:name="Colorful Shading Accent 3" w:semiHidden="0" w:uiPriority="71" w:unhideWhenUsed="0"/>
-    <w:lsdException w:name="Colorful List Accent 3" w:semiHidden="0" w:uiPriority="72" w:unhideWhenUsed="0"/>
-    <w:lsdException w:name="Colorful Grid Accent 3" w:semiHidden="0" w:uiPriority="73" w:unhideWhenUsed="0"/>
-    <w:lsdException w:name="Light Shading Accent 4" w:semiHidden="0" w:uiPriority="60" w:unhideWhenUsed="0"/>
-    <w:lsdException w:name="Light List Accent 4" w:semiHidden="0" w:uiPriority="61" w:unhideWhenUsed="0"/>
-    <w:lsdException w:name="Light Grid Accent 4" w:semiHidden="0" w:uiPriority="62" w:unhideWhenUsed="0"/>
-    <w:lsdException w:name="Medium Shading 1 Accent 4" w:semiHidden="0" w:uiPriority="63" w:unhideWhenUsed="0"/>
-    <w:lsdException w:name="Medium Shading 2 Accent 4" w:semiHidden="0" w:uiPriority="64" w:unhideWhenUsed="0"/>
-    <w:lsdException w:name="Medium List 1 Accent 4" w:semiHidden="0" w:uiPriority="65" w:unhideWhenUsed="0"/>
-    <w:lsdException w:name="Medium List 2 Accent 4" w:semiHidden="0" w:uiPriority="66" w:unhideWhenUsed="0"/>
-    <w:lsdException w:name="Medium Grid 1 Accent 4" w:semiHidden="0" w:uiPriority="67" w:unhideWhenUsed="0"/>
-    <w:lsdException w:name="Medium Grid 2 Accent 4" w:semiHidden="0" w:uiPriority="68" w:unhideWhenUsed="0"/>
-    <w:lsdException w:name="Medium Grid 3 Accent 4" w:semiHidden="0" w:uiPriority="69" w:unhideWhenUsed="0"/>
-    <w:lsdException w:name="Dark List Accent 4" w:semiHidden="0" w:uiPriority="70" w:unhideWhenUsed="0"/>
-    <w:lsdException w:name="Colorful Shading Accent 4" w:semiHidden="0" w:uiPriority="71" w:unhideWhenUsed="0"/>
-    <w:lsdException w:name="Colorful List Accent 4" w:semiHidden="0" w:uiPriority="72" w:unhideWhenUsed="0"/>
-    <w:lsdException w:name="Colorful Grid Accent 4" w:semiHidden="0" w:uiPriority="73" w:unhideWhenUsed="0"/>
-    <w:lsdException w:name="Light Shading Accent 5" w:semiHidden="0" w:uiPriority="60" w:unhideWhenUsed="0"/>
-    <w:lsdException w:name="Light List Accent 5" w:semiHidden="0" w:uiPriority="61" w:unhideWhenUsed="0"/>
-    <w:lsdException w:name="Light Grid Accent 5" w:semiHidden="0" w:uiPriority="62" w:unhideWhenUsed="0"/>
-    <w:lsdException w:name="Medium Shading 1 Accent 5" w:semiHidden="0" w:uiPriority="63" w:unhideWhenUsed="0"/>
-    <w:lsdException w:name="Medium Shading 2 Accent 5" w:semiHidden="0" w:uiPriority="64" w:unhideWhenUsed="0"/>
-    <w:lsdException w:name="Medium List 1 Accent 5" w:semiHidden="0" w:uiPriority="65" w:unhideWhenUsed="0"/>
-    <w:lsdException w:name="Medium List 2 Accent 5" w:semiHidden="0" w:uiPriority="66" w:unhideWhenUsed="0"/>
-    <w:lsdException w:name="Medium Grid 1 Accent 5" w:semiHidden="0" w:uiPriority="67" w:unhideWhenUsed="0"/>
-    <w:lsdException w:name="Medium Grid 2 Accent 5" w:semiHidden="0" w:uiPriority="68" w:unhideWhenUsed="0"/>
-    <w:lsdException w:name="Medium Grid 3 Accent 5" w:semiHidden="0" w:uiPriority="69" w:unhideWhenUsed="0"/>
-    <w:lsdException w:name="Dark List Accent 5" w:semiHidden="0" w:uiPriority="70" w:unhideWhenUsed="0"/>
-    <w:lsdException w:name="Colorful Shading Accent 5" w:semiHidden="0" w:uiPriority="71" w:unhideWhenUsed="0"/>
-    <w:lsdException w:name="Colorful List Accent 5" w:semiHidden="0" w:uiPriority="72" w:unhideWhenUsed="0"/>
-    <w:lsdException w:name="Colorful Grid Accent 5" w:semiHidden="0" w:uiPriority="73" w:unhideWhenUsed="0"/>
-    <w:lsdException w:name="Light Shading Accent 6" w:semiHidden="0" w:uiPriority="60" w:unhideWhenUsed="0"/>
-    <w:lsdException w:name="Light List Accent 6" w:semiHidden="0" w:uiPriority="61" w:unhideWhenUsed="0"/>
-    <w:lsdException w:name="Light Grid Accent 6" w:semiHidden="0" w:uiPriority="62" w:unhideWhenUsed="0"/>
-    <w:lsdException w:name="Medium Shading 1 Accent 6" w:semiHidden="0" w:uiPriority="63" w:unhideWhenUsed="0"/>
-    <w:lsdException w:name="Medium Shading 2 Accent 6" w:semiHidden="0" w:uiPriority="64" w:unhideWhenUsed="0"/>
-    <w:lsdException w:name="Medium List 1 Accent 6" w:semiHidden="0" w:uiPriority="65" w:unhideWhenUsed="0"/>
-    <w:lsdException w:name="Medium List 2 Accent 6" w:semiHidden="0" w:uiPriority="66" w:unhideWhenUsed="0"/>
-    <w:lsdException w:name="Medium Grid 1 Accent 6" w:semiHidden="0" w:uiPriority="67" w:unhideWhenUsed="0"/>
-    <w:lsdException w:name="Medium Grid 2 Accent 6" w:semiHidden="0" w:uiPriority="68" w:unhideWhenUsed="0"/>
-    <w:lsdException w:name="Medium Grid 3 Accent 6" w:semiHidden="0" w:uiPriority="69" w:unhideWhenUsed="0"/>
-    <w:lsdException w:name="Dark List Accent 6" w:semiHidden="0" w:uiPriority="70" w:unhideWhenUsed="0"/>
-    <w:lsdException w:name="Colorful Shading Accent 6" w:semiHidden="0" w:uiPriority="71" w:unhideWhenUsed="0"/>
-    <w:lsdException w:name="Colorful List Accent 6" w:semiHidden="0" w:uiPriority="72" w:unhideWhenUsed="0"/>
-    <w:lsdException w:name="Colorful Grid Accent 6" w:semiHidden="0" w:uiPriority="73" w:unhideWhenUsed="0"/>
-    <w:lsdException w:name="Subtle Emphasis" w:semiHidden="0" w:uiPriority="19" w:unhideWhenUsed="0" w:qFormat="1"/>
-    <w:lsdException w:name="Intense Emphasis" w:semiHidden="0" w:uiPriority="21" w:unhideWhenUsed="0" w:qFormat="1"/>
-    <w:lsdException w:name="Subtle Reference" w:semiHidden="0" w:uiPriority="31" w:unhideWhenUsed="0" w:qFormat="1"/>
-    <w:lsdException w:name="Intense Reference" w:semiHidden="0" w:uiPriority="32" w:unhideWhenUsed="0" w:qFormat="1"/>
-    <w:lsdException w:name="Book Title" w:semiHidden="0" w:uiPriority="33" w:unhideWhenUsed="0" w:qFormat="1"/>
-    <w:lsdException w:name="Bibliography" w:uiPriority="37"/>
-    <w:lsdException w:name="TOC Heading" w:uiPriority="39" w:qFormat="1"/>
-  </w:latentStyles>
-  <w:style w:type="paragraph" w:default="1" w:styleId="a">
-    <w:name w:val="Normal"/>
-    <w:qFormat/>
-  </w:style>
-  <w:style w:type="paragraph" w:styleId="1">
-    <w:name w:val="heading 1"/>
-    <w:basedOn w:val="a"/>
-    <w:next w:val="a"/>
-    <w:uiPriority w:val="9"/>
-    <w:qFormat/>
-    <w:pPr>
-      <w:keepNext/>
-      <w:keepLines/>
-      <w:spacing w:before="480" w:after="120"/>
-      <w:outlineLvl w:val="0"/>
-    </w:pPr>
-    <w:rPr>
-      <w:b/>
-      <w:bCs/>
-      <w:sz w:val="48"/>
-      <w:szCs w:val="48"/>
-    </w:rPr>
-  </w:style>
-  <w:style w:type="paragraph" w:styleId="2">
-    <w:name w:val="heading 2"/>
-    <w:basedOn w:val="a"/>
-    <w:next w:val="a"/>
-    <w:uiPriority w:val="9"/>
-    <w:semiHidden/>
-    <w:unhideWhenUsed/>
-    <w:qFormat/>
-    <w:pPr>
-      <w:keepNext/>
-      <w:keepLines/>
-      <w:spacing w:before="360" w:after="80"/>
-      <w:outlineLvl w:val="1"/>
-    </w:pPr>
-    <w:rPr>
-      <w:b/>
-      <w:bCs/>
-      <w:sz w:val="36"/>
-      <w:szCs w:val="36"/>
-    </w:rPr>
-  </w:style>
-  <w:style w:type="paragraph" w:styleId="3">
-    <w:name w:val="heading 3"/>
-    <w:basedOn w:val="a"/>
-    <w:next w:val="a"/>
-    <w:uiPriority w:val="9"/>
-    <w:semiHidden/>
-    <w:unhideWhenUsed/>
-    <w:qFormat/>
-    <w:pPr>
-      <w:keepNext/>
-      <w:keepLines/>
-      <w:spacing w:before="280" w:after="80"/>
-      <w:outlineLvl w:val="2"/>
-    </w:pPr>
-    <w:rPr>
-      <w:b/>
-      <w:bCs/>
-      <w:sz w:val="28"/>
-      <w:szCs w:val="28"/>
-    </w:rPr>
-  </w:style>
-  <w:style w:type="paragraph" w:styleId="4">
-    <w:name w:val="heading 4"/>
-    <w:basedOn w:val="a"/>
-    <w:next w:val="a"/>
-    <w:uiPriority w:val="9"/>
-    <w:semiHidden/>
-    <w:unhideWhenUsed/>
-    <w:qFormat/>
-    <w:pPr>
-      <w:keepNext/>
-      <w:keepLines/>
-      <w:spacing w:before="240" w:after="40"/>
-      <w:outlineLvl w:val="3"/>
-    </w:pPr>
-    <w:rPr>
-      <w:b/>
-      <w:bCs/>
-    </w:rPr>
-  </w:style>
-  <w:style w:type="paragraph" w:styleId="5">
-    <w:name w:val="heading 5"/>
-    <w:basedOn w:val="a"/>
-    <w:next w:val="a"/>
-    <w:uiPriority w:val="9"/>
-    <w:semiHidden/>
-    <w:unhideWhenUsed/>
-    <w:qFormat/>
-    <w:pPr>
-      <w:keepNext/>
-      <w:keepLines/>
-      <w:spacing w:before="220" w:after="40"/>
-      <w:outlineLvl w:val="4"/>
-    </w:pPr>
-    <w:rPr>
-      <w:b/>
-      <w:bCs/>
-      <w:sz w:val="22"/>
-      <w:szCs w:val="22"/>
-    </w:rPr>
-  </w:style>
-  <w:style w:type="paragraph" w:styleId="6">
-    <w:name w:val="heading 6"/>
-    <w:basedOn w:val="a"/>
-    <w:next w:val="a"/>
-    <w:uiPriority w:val="9"/>
-    <w:semiHidden/>
-    <w:unhideWhenUsed/>
-    <w:qFormat/>
-    <w:pPr>
-      <w:keepNext/>
-      <w:keepLines/>
-      <w:spacing w:before="200" w:after="40"/>
-      <w:outlineLvl w:val="5"/>
-    </w:pPr>
-    <w:rPr>
-      <w:b/>
-      <w:bCs/>
-      <w:sz w:val="20"/>
-      <w:szCs w:val="20"/>
-    </w:rPr>
-  </w:style>
-  <w:style w:type="character" w:default="1" w:styleId="a0">
-    <w:name w:val="Default Paragraph Font"/>
-    <w:uiPriority w:val="1"/>
-    <w:semiHidden/>
-    <w:unhideWhenUsed/>
-  </w:style>
-  <w:style w:type="table" w:default="1" w:styleId="a1">
-    <w:name w:val="Normal Table"/>
-    <w:uiPriority w:val="99"/>
-    <w:semiHidden/>
-    <w:unhideWhenUsed/>
-    <w:tblPr>
-      <w:tblInd w:w="0" w:type="dxa"/>
-      <w:tblCellMar>
-        <w:top w:w="0" w:type="dxa"/>
-        <w:left w:w="108" w:type="dxa"/>
-        <w:bottom w:w="0" w:type="dxa"/>
-        <w:right w:w="108" w:type="dxa"/>
-      </w:tblCellMar>
-    </w:tblPr>
-  </w:style>
-  <w:style w:type="numbering" w:default="1" w:styleId="a2">
-    <w:name w:val="No List"/>
-    <w:uiPriority w:val="99"/>
-    <w:semiHidden/>
-    <w:unhideWhenUsed/>
-  </w:style>
-  <w:style w:type="table" w:customStyle="1" w:styleId="TableNormal">
-    <w:name w:val="TableNormal"/>
-    <w:tblPr>
-      <w:tblCellMar>
-        <w:top w:w="100" w:type="dxa"/>
-        <w:left w:w="100" w:type="dxa"/>
-        <w:bottom w:w="100" w:type="dxa"/>
-        <w:right w:w="100" w:type="dxa"/>
-      </w:tblCellMar>
-    </w:tblPr>
-  </w:style>
-  <w:style w:type="paragraph" w:styleId="a3">
-    <w:name w:val="Title"/>
-    <w:basedOn w:val="a"/>
-    <w:next w:val="a"/>
-    <w:uiPriority w:val="10"/>
-    <w:qFormat/>
-    <w:pPr>
-      <w:keepNext/>
-      <w:keepLines/>
-      <w:spacing w:before="480" w:after="120"/>
-    </w:pPr>
-    <w:rPr>
-      <w:b/>
-      <w:bCs/>
-      <w:sz w:val="72"/>
-      <w:szCs w:val="72"/>
-    </w:rPr>
-  </w:style>
-  <w:style w:type="paragraph" w:styleId="a4">
-    <w:name w:val="Subtitle"/>
-    <w:basedOn w:val="a"/>
-    <w:next w:val="a"/>
-    <w:uiPriority w:val="11"/>
-    <w:qFormat/>
-    <w:pPr>
-      <w:keepNext/>
-      <w:keepLines/>
-      <w:spacing w:before="360" w:after="80"/>
-    </w:pPr>
-    <w:rPr>
-      <w:rFonts w:ascii="Georgia" w:eastAsia="Georgia" w:hAnsi="Georgia" w:cs="Georgia"/>
-      <w:i/>
-      <w:iCs/>
-      <w:color w:val="666666"/>
-      <w:sz w:val="48"/>
-      <w:szCs w:val="48"/>
-    </w:rPr>
-  </w:style>
-  <w:style w:type="table" w:customStyle="1" w:styleId="a5">
-    <w:basedOn w:val="TableNormal"/>
-    <w:tblPr>
-      <w:tblStyleRowBandSize w:val="1"/>
-      <w:tblStyleColBandSize w:val="1"/>
-      <w:tblCellMar>
-        <w:top w:w="15" w:type="dxa"/>
-        <w:left w:w="15" w:type="dxa"/>
-        <w:bottom w:w="15" w:type="dxa"/>
-        <w:right w:w="15" w:type="dxa"/>
-      </w:tblCellMar>
-    </w:tblPr>
-  </w:style>
-  <w:style w:type="table" w:customStyle="1" w:styleId="a6">
-    <w:basedOn w:val="TableNormal"/>
-    <w:tblPr>
-      <w:tblStyleRowBandSize w:val="1"/>
-      <w:tblStyleColBandSize w:val="1"/>
-      <w:tblCellMar>
-        <w:top w:w="15" w:type="dxa"/>
-        <w:left w:w="15" w:type="dxa"/>
-        <w:bottom w:w="15" w:type="dxa"/>
-        <w:right w:w="15" w:type="dxa"/>
-      </w:tblCellMar>
-    </w:tblPr>
-  </w:style>
-  <w:style w:type="table" w:customStyle="1" w:styleId="a7">
-    <w:basedOn w:val="TableNormal"/>
-    <w:tblPr>
-      <w:tblStyleRowBandSize w:val="1"/>
-      <w:tblStyleColBandSize w:val="1"/>
-      <w:tblCellMar>
-        <w:top w:w="15" w:type="dxa"/>
-        <w:left w:w="15" w:type="dxa"/>
-        <w:bottom w:w="15" w:type="dxa"/>
-        <w:right w:w="15" w:type="dxa"/>
-      </w:tblCellMar>
-    </w:tblPr>
-  </w:style>
-  <w:style w:type="table" w:customStyle="1" w:styleId="a8">
-    <w:basedOn w:val="TableNormal"/>
-    <w:tblPr>
-      <w:tblStyleRowBandSize w:val="1"/>
-      <w:tblStyleColBandSize w:val="1"/>
-      <w:tblCellMar>
-        <w:top w:w="15" w:type="dxa"/>
-        <w:left w:w="15" w:type="dxa"/>
-        <w:bottom w:w="15" w:type="dxa"/>
-        <w:right w:w="15" w:type="dxa"/>
-      </w:tblCellMar>
-    </w:tblPr>
-  </w:style>
-</w:styles>
-</file>
-
-<file path=word/stylesWithEffects.xml><?xml version="1.0" encoding="utf-8"?>
-<w:styles xmlns:wpc="http://schemas.microsoft.com/office/word/2010/wordprocessingCanvas" xmlns:mc="http://schemas.openxmlformats.org/markup-compatibility/2006" xmlns:o="urn:schemas-microsoft-com:office:office" xmlns:r="http://schemas.openxmlformats.org/officeDocument/2006/relationships" xmlns:m="http://schemas.openxmlformats.org/officeDocument/2006/math" xmlns:v="urn:schemas-microsoft-com:vml" xmlns:wp14="http://schemas.microsoft.com/office/word/2010/wordprocessingDrawing" xmlns:wp="http://schemas.openxmlformats.org/drawingml/2006/wordprocessingDrawing" xmlns:w10="urn:schemas-microsoft-com:office:word" xmlns:w="http://schemas.openxmlformats.org/wordprocessingml/2006/main" xmlns:w14="http://schemas.microsoft.com/office/word/2010/wordml" xmlns:wpg="http://schemas.microsoft.com/office/word/2010/wordprocessingGroup" xmlns:wpi="http://schemas.microsoft.com/office/word/2010/wordprocessingInk" xmlns:wne="http://schemas.microsoft.com/office/word/2006/wordml" xmlns:wps="http://schemas.microsoft.com/office/word/2010/wordprocessingShape" mc:Ignorable="w14 wp14">
-  <w:docDefaults>
-    <w:rPrDefault>
-      <w:rPr>
-        <w:rFonts w:ascii="Times New Roman" w:eastAsia="Times New Roman" w:hAnsi="Times New Roman" w:cs="Times New Roman"/>
-        <w:sz w:val="24"/>
-        <w:szCs w:val="24"/>
-        <w:lang w:val="ru" w:eastAsia="ru-RU" w:bidi="ar-SA"/>
-      </w:rPr>
-    </w:rPrDefault>
-    <w:pPrDefault>
-      <w:pPr>
-        <w:spacing w:after="160" w:line="259" w:lineRule="auto"/>
-      </w:pPr>
-    </w:pPrDefault>
-  </w:docDefaults>
-  <w:latentStyles w:defLockedState="0" w:defUIPriority="99" w:defSemiHidden="1" w:defUnhideWhenUsed="1" w:defQFormat="0" w:count="267">
-    <w:lsdException w:name="Normal" w:semiHidden="0" w:uiPriority="0" w:unhideWhenUsed="0" w:qFormat="1"/>
-    <w:lsdException w:name="heading 1" w:semiHidden="0" w:uiPriority="9" w:unhideWhenUsed="0" w:qFormat="1"/>
-    <w:lsdException w:name="heading 2" w:uiPriority="9" w:qFormat="1"/>
-    <w:lsdException w:name="heading 3" w:uiPriority="9" w:qFormat="1"/>
-    <w:lsdException w:name="heading 4" w:uiPriority="9" w:qFormat="1"/>
-    <w:lsdException w:name="heading 5" w:uiPriority="9" w:qFormat="1"/>
-    <w:lsdException w:name="heading 6" w:uiPriority="9" w:qFormat="1"/>
-    <w:lsdException w:name="heading 7" w:uiPriority="9" w:qFormat="1"/>
-    <w:lsdException w:name="heading 8" w:uiPriority="9" w:qFormat="1"/>
-    <w:lsdException w:name="heading 9" w:uiPriority="9" w:qFormat="1"/>
-    <w:lsdException w:name="toc 1" w:uiPriority="39"/>
-    <w:lsdException w:name="toc 2" w:uiPriority="39"/>
-    <w:lsdException w:name="toc 3" w:uiPriority="39"/>
-    <w:lsdException w:name="toc 4" w:uiPriority="39"/>
-    <w:lsdException w:name="toc 5" w:uiPriority="39"/>
-    <w:lsdException w:name="toc 6" w:uiPriority="39"/>
-    <w:lsdException w:name="toc 7" w:uiPriority="39"/>
-    <w:lsdException w:name="toc 8" w:uiPriority="39"/>
-    <w:lsdException w:name="toc 9" w:uiPriority="39"/>
-    <w:lsdException w:name="caption" w:uiPriority="35" w:qFormat="1"/>
-    <w:lsdException w:name="Title" w:semiHidden="0" w:uiPriority="10" w:unhideWhenUsed="0" w:qFormat="1"/>
-    <w:lsdException w:name="Default Paragraph Font" w:uiPriority="1"/>
-    <w:lsdException w:name="Subtitle" w:semiHidden="0" w:uiPriority="11" w:unhideWhenUsed="0" w:qFormat="1"/>
-    <w:lsdException w:name="Strong" w:semiHidden="0" w:uiPriority="22" w:unhideWhenUsed="0" w:qFormat="1"/>
-    <w:lsdException w:name="Emphasis" w:semiHidden="0" w:uiPriority="20" w:unhideWhenUsed="0" w:qFormat="1"/>
-    <w:lsdException w:name="Table Grid" w:semiHidden="0" w:uiPriority="39" w:unhideWhenUsed="0"/>
-    <w:lsdException w:name="Placeholder Text" w:unhideWhenUsed="0"/>
-    <w:lsdException w:name="No Spacing" w:semiHidden="0" w:uiPriority="1" w:unhideWhenUsed="0" w:qFormat="1"/>
-    <w:lsdException w:name="Light Shading" w:semiHidden="0" w:uiPriority="60" w:unhideWhenUsed="0"/>
-    <w:lsdException w:name="Light List" w:semiHidden="0" w:uiPriority="61" w:unhideWhenUsed="0"/>
-    <w:lsdException w:name="Light Grid" w:semiHidden="0" w:uiPriority="62" w:unhideWhenUsed="0"/>
-    <w:lsdException w:name="Medium Shading 1" w:semiHidden="0" w:uiPriority="63" w:unhideWhenUsed="0"/>
-    <w:lsdException w:name="Medium Shading 2" w:semiHidden="0" w:uiPriority="64" w:unhideWhenUsed="0"/>
-    <w:lsdException w:name="Medium List 1" w:semiHidden="0" w:uiPriority="65" w:unhideWhenUsed="0"/>
-    <w:lsdException w:name="Medium List 2" w:semiHidden="0" w:uiPriority="66" w:unhideWhenUsed="0"/>
-    <w:lsdException w:name="Medium Grid 1" w:semiHidden="0" w:uiPriority="67" w:unhideWhenUsed="0"/>
-    <w:lsdException w:name="Medium Grid 2" w:semiHidden="0" w:uiPriority="68" w:unhideWhenUsed="0"/>
-    <w:lsdException w:name="Medium Grid 3" w:semiHidden="0" w:uiPriority="69" w:unhideWhenUsed="0"/>
-    <w:lsdException w:name="Dark List" w:semiHidden="0" w:uiPriority="70" w:unhideWhenUsed="0"/>
-    <w:lsdException w:name="Colorful Shading" w:semiHidden="0" w:uiPriority="71" w:unhideWhenUsed="0"/>
-    <w:lsdException w:name="Colorful List" w:semiHidden="0" w:uiPriority="72" w:unhideWhenUsed="0"/>
-    <w:lsdException w:name="Colorful Grid" w:semiHidden="0" w:uiPriority="73" w:unhideWhenUsed="0"/>
-    <w:lsdException w:name="Light Shading Accent 1" w:semiHidden="0" w:uiPriority="60" w:unhideWhenUsed="0"/>
-    <w:lsdException w:name="Light List Accent 1" w:semiHidden="0" w:uiPriority="61" w:unhideWhenUsed="0"/>
-    <w:lsdException w:name="Light Grid Accent 1" w:semiHidden="0" w:uiPriority="62" w:unhideWhenUsed="0"/>
-    <w:lsdException w:name="Medium Shading 1 Accent 1" w:semiHidden="0" w:uiPriority="63" w:unhideWhenUsed="0"/>
-    <w:lsdException w:name="Medium Shading 2 Accent 1" w:semiHidden="0" w:uiPriority="64" w:unhideWhenUsed="0"/>
-    <w:lsdException w:name="Medium List 1 Accent 1" w:semiHidden="0" w:uiPriority="65" w:unhideWhenUsed="0"/>
-    <w:lsdException w:name="Revision" w:unhideWhenUsed="0"/>
-    <w:lsdException w:name="List Paragraph" w:semiHidden="0" w:uiPriority="34" w:unhideWhenUsed="0" w:qFormat="1"/>
-    <w:lsdException w:name="Quote" w:semiHidden="0" w:uiPriority="29" w:unhideWhenUsed="0" w:qFormat="1"/>
-    <w:lsdException w:name="Intense Quote" w:semiHidden="0" w:uiPriority="30" w:unhideWhenUsed="0" w:qFormat="1"/>
-    <w:lsdException w:name="Medium List 2 Accent 1" w:semiHidden="0" w:uiPriority="66" w:unhideWhenUsed="0"/>
-    <w:lsdException w:name="Medium Grid 1 Accent 1" w:semiHidden="0" w:uiPriority="67" w:unhideWhenUsed="0"/>
-    <w:lsdException w:name="Medium Grid 2 Accent 1" w:semiHidden="0" w:uiPriority="68" w:unhideWhenUsed="0"/>
-    <w:lsdException w:name="Medium Grid 3 Accent 1" w:semiHidden="0" w:uiPriority="69" w:unhideWhenUsed="0"/>
-    <w:lsdException w:name="Dark List Accent 1" w:semiHidden="0" w:uiPriority="70" w:unhideWhenUsed="0"/>
-    <w:lsdException w:name="Colorful Shading Accent 1" w:semiHidden="0" w:uiPriority="71" w:unhideWhenUsed="0"/>
-    <w:lsdException w:name="Colorful List Accent 1" w:semiHidden="0" w:uiPriority="72" w:unhideWhenUsed="0"/>
-    <w:lsdException w:name="Colorful Grid Accent 1" w:semiHidden="0" w:uiPriority="73" w:unhideWhenUsed="0"/>
-    <w:lsdException w:name="Light Shading Accent 2" w:semiHidden="0" w:uiPriority="60" w:unhideWhenUsed="0"/>
-    <w:lsdException w:name="Light List Accent 2" w:semiHidden="0" w:uiPriority="61" w:unhideWhenUsed="0"/>
-    <w:lsdException w:name="Light Grid Accent 2" w:semiHidden="0" w:uiPriority="62" w:unhideWhenUsed="0"/>
-    <w:lsdException w:name="Medium Shading 1 Accent 2" w:semiHidden="0" w:uiPriority="63" w:unhideWhenUsed="0"/>
-    <w:lsdException w:name="Medium Shading 2 Accent 2" w:semiHidden="0" w:uiPriority="64" w:unhideWhenUsed="0"/>
-    <w:lsdException w:name="Medium List 1 Accent 2" w:semiHidden="0" w:uiPriority="65" w:unhideWhenUsed="0"/>
-    <w:lsdException w:name="Medium List 2 Accent 2" w:semiHidden="0" w:uiPriority="66" w:unhideWhenUsed="0"/>
-    <w:lsdException w:name="Medium Grid 1 Accent 2" w:semiHidden="0" w:uiPriority="67" w:unhideWhenUsed="0"/>
-    <w:lsdException w:name="Medium Grid 2 Accent 2" w:semiHidden="0" w:uiPriority="68" w:unhideWhenUsed="0"/>
-    <w:lsdException w:name="Medium Grid 3 Accent 2" w:semiHidden="0" w:uiPriority="69" w:unhideWhenUsed="0"/>
-    <w:lsdException w:name="Dark List Accent 2" w:semiHidden="0" w:uiPriority="70" w:unhideWhenUsed="0"/>
-    <w:lsdException w:name="Colorful Shading Accent 2" w:semiHidden="0" w:uiPriority="71" w:unhideWhenUsed="0"/>
-    <w:lsdException w:name="Colorful List Accent 2" w:semiHidden="0" w:uiPriority="72" w:unhideWhenUsed="0"/>
-    <w:lsdException w:name="Colorful Grid Accent 2" w:semiHidden="0" w:uiPriority="73" w:unhideWhenUsed="0"/>
-    <w:lsdException w:name="Light Shading Accent 3" w:semiHidden="0" w:uiPriority="60" w:unhideWhenUsed="0"/>
-    <w:lsdException w:name="Light List Accent 3" w:semiHidden="0" w:uiPriority="61" w:unhideWhenUsed="0"/>
-    <w:lsdException w:name="Light Grid Accent 3" w:semiHidden="0" w:uiPriority="62" w:unhideWhenUsed="0"/>
-    <w:lsdException w:name="Medium Shading 1 Accent 3" w:semiHidden="0" w:uiPriority="63" w:unhideWhenUsed="0"/>
-    <w:lsdException w:name="Medium Shading 2 Accent 3" w:semiHidden="0" w:uiPriority="64" w:unhideWhenUsed="0"/>
-    <w:lsdException w:name="Medium List 1 Accent 3" w:semiHidden="0" w:uiPriority="65" w:unhideWhenUsed="0"/>
-    <w:lsdException w:name="Medium List 2 Accent 3" w:semiHidden="0" w:uiPriority="66" w:unhideWhenUsed="0"/>
-    <w:lsdException w:name="Medium Grid 1 Accent 3" w:semiHidden="0" w:uiPriority="67" w:unhideWhenUsed="0"/>
-    <w:lsdException w:name="Medium Grid 2 Accent 3" w:semiHidden="0" w:uiPriority="68" w:unhideWhenUsed="0"/>
-    <w:lsdException w:name="Medium Grid 3 Accent 3" w:semiHidden="0" w:uiPriority="69" w:unhideWhenUsed="0"/>
-    <w:lsdException w:name="Dark List Accent 3" w:semiHidden="0" w:uiPriority="70" w:unhideWhenUsed="0"/>
-    <w:lsdException w:name="Colorful Shading Accent 3" w:semiHidden="0" w:uiPriority="71" w:unhideWhenUsed="0"/>
-    <w:lsdException w:name="Colorful List Accent 3" w:semiHidden="0" w:uiPriority="72" w:unhideWhenUsed="0"/>
-    <w:lsdException w:name="Colorful Grid Accent 3" w:semiHidden="0" w:uiPriority="73" w:unhideWhenUsed="0"/>
-    <w:lsdException w:name="Light Shading Accent 4" w:semiHidden="0" w:uiPriority="60" w:unhideWhenUsed="0"/>
-    <w:lsdException w:name="Light List Accent 4" w:semiHidden="0" w:uiPriority="61" w:unhideWhenUsed="0"/>
-    <w:lsdException w:name="Light Grid Accent 4" w:semiHidden="0" w:uiPriority="62" w:unhideWhenUsed="0"/>
-    <w:lsdException w:name="Medium Shading 1 Accent 4" w:semiHidden="0" w:uiPriority="63" w:unhideWhenUsed="0"/>
-    <w:lsdException w:name="Medium Shading 2 Accent 4" w:semiHidden="0" w:uiPriority="64" w:unhideWhenUsed="0"/>
-    <w:lsdException w:name="Medium List 1 Accent 4" w:semiHidden="0" w:uiPriority="65" w:unhideWhenUsed="0"/>
-    <w:lsdException w:name="Medium List 2 Accent 4" w:semiHidden="0" w:uiPriority="66" w:unhideWhenUsed="0"/>
-    <w:lsdException w:name="Medium Grid 1 Accent 4" w:semiHidden="0" w:uiPriority="67" w:unhideWhenUsed="0"/>
-    <w:lsdException w:name="Medium Grid 2 Accent 4" w:semiHidden="0" w:uiPriority="68" w:unhideWhenUsed="0"/>
-    <w:lsdException w:name="Medium Grid 3 Accent 4" w:semiHidden="0" w:uiPriority="69" w:unhideWhenUsed="0"/>
-    <w:lsdException w:name="Dark List Accent 4" w:semiHidden="0" w:uiPriority="70" w:unhideWhenUsed="0"/>
-    <w:lsdException w:name="Colorful Shading Accent 4" w:semiHidden="0" w:uiPriority="71" w:unhideWhenUsed="0"/>
-    <w:lsdException w:name="Colorful List Accent 4" w:semiHidden="0" w:uiPriority="72" w:unhideWhenUsed="0"/>
-    <w:lsdException w:name="Colorful Grid Accent 4" w:semiHidden="0" w:uiPriority="73" w:unhideWhenUsed="0"/>
-    <w:lsdException w:name="Light Shading Accent 5" w:semiHidden="0" w:uiPriority="60" w:unhideWhenUsed="0"/>
-    <w:lsdException w:name="Light List Accent 5" w:semiHidden="0" w:uiPriority="61" w:unhideWhenUsed="0"/>
-    <w:lsdException w:name="Light Grid Accent 5" w:semiHidden="0" w:uiPriority="62" w:unhideWhenUsed="0"/>
-    <w:lsdException w:name="Medium Shading 1 Accent 5" w:semiHidden="0" w:uiPriority="63" w:unhideWhenUsed="0"/>
-    <w:lsdException w:name="Medium Shading 2 Accent 5" w:semiHidden="0" w:uiPriority="64" w:unhideWhenUsed="0"/>
-    <w:lsdException w:name="Medium List 1 Accent 5" w:semiHidden="0" w:uiPriority="65" w:unhideWhenUsed="0"/>
-    <w:lsdException w:name="Medium List 2 Accent 5" w:semiHidden="0" w:uiPriority="66" w:unhideWhenUsed="0"/>
-    <w:lsdException w:name="Medium Grid 1 Accent 5" w:semiHidden="0" w:uiPriority="67" w:unhideWhenUsed="0"/>
-    <w:lsdException w:name="Medium Grid 2 Accent 5" w:semiHidden="0" w:uiPriority="68" w:unhideWhenUsed="0"/>
-    <w:lsdException w:name="Medium Grid 3 Accent 5" w:semiHidden="0" w:uiPriority="69" w:unhideWhenUsed="0"/>
-    <w:lsdException w:name="Dark List Accent 5" w:semiHidden="0" w:uiPriority="70" w:unhideWhenUsed="0"/>
-    <w:lsdException w:name="Colorful Shading Accent 5" w:semiHidden="0" w:uiPriority="71" w:unhideWhenUsed="0"/>
-    <w:lsdException w:name="Colorful List Accent 5" w:semiHidden="0" w:uiPriority="72" w:unhideWhenUsed="0"/>
-    <w:lsdException w:name="Colorful Grid Accent 5" w:semiHidden="0" w:uiPriority="73" w:unhideWhenUsed="0"/>
-    <w:lsdException w:name="Light Shading Accent 6" w:semiHidden="0" w:uiPriority="60" w:unhideWhenUsed="0"/>
-    <w:lsdException w:name="Light List Accent 6" w:semiHidden="0" w:uiPriority="61" w:unhideWhenUsed="0"/>
-    <w:lsdException w:name="Light Grid Accent 6" w:semiHidden="0" w:uiPriority="62" w:unhideWhenUsed="0"/>
-    <w:lsdException w:name="Medium Shading 1 Accent 6" w:semiHidden="0" w:uiPriority="63" w:unhideWhenUsed="0"/>
-    <w:lsdException w:name="Medium Shading 2 Accent 6" w:semiHidden="0" w:uiPriority="64" w:unhideWhenUsed="0"/>
-    <w:lsdException w:name="Medium List 1 Accent 6" w:semiHidden="0" w:uiPriority="65" w:unhideWhenUsed="0"/>
-    <w:lsdException w:name="Medium List 2 Accent 6" w:semiHidden="0" w:uiPriority="66" w:unhideWhenUsed="0"/>
-    <w:lsdException w:name="Medium Grid 1 Accent 6" w:semiHidden="0" w:uiPriority="67" w:unhideWhenUsed="0"/>
-    <w:lsdException w:name="Medium Grid 2 Accent 6" w:semiHidden="0" w:uiPriority="68" w:unhideWhenUsed="0"/>
-    <w:lsdException w:name="Medium Grid 3 Accent 6" w:semiHidden="0" w:uiPriority="69" w:unhideWhenUsed="0"/>
-    <w:lsdException w:name="Dark List Accent 6" w:semiHidden="0" w:uiPriority="70" w:unhideWhenUsed="0"/>
-    <w:lsdException w:name="Colorful Shading Accent 6" w:semiHidden="0" w:uiPriority="71" w:unhideWhenUsed="0"/>
-    <w:lsdException w:name="Colorful List Accent 6" w:semiHidden="0" w:uiPriority="72" w:unhideWhenUsed="0"/>
-    <w:lsdException w:name="Colorful Grid Accent 6" w:semiHidden="0" w:uiPriority="73" w:unhideWhenUsed="0"/>
-    <w:lsdException w:name="Subtle Emphasis" w:semiHidden="0" w:uiPriority="19" w:unhideWhenUsed="0" w:qFormat="1"/>
-    <w:lsdException w:name="Intense Emphasis" w:semiHidden="0" w:uiPriority="21" w:unhideWhenUsed="0" w:qFormat="1"/>
-    <w:lsdException w:name="Subtle Reference" w:semiHidden="0" w:uiPriority="31" w:unhideWhenUsed="0" w:qFormat="1"/>
-    <w:lsdException w:name="Intense Reference" w:semiHidden="0" w:uiPriority="32" w:unhideWhenUsed="0" w:qFormat="1"/>
-    <w:lsdException w:name="Book Title" w:semiHidden="0" w:uiPriority="33" w:unhideWhenUsed="0" w:qFormat="1"/>
-    <w:lsdException w:name="Bibliography" w:uiPriority="37"/>
-    <w:lsdException w:name="TOC Heading" w:uiPriority="39" w:qFormat="1"/>
+  <w:latentStyles w:defLockedState="0" w:defUIPriority="99" w:defSemiHidden="0" w:defUnhideWhenUsed="0" w:defQFormat="0" w:count="376">
+    <w:lsdException w:name="Normal" w:uiPriority="0" w:qFormat="1"/>
+    <w:lsdException w:name="heading 1" w:uiPriority="9" w:qFormat="1"/>
+    <w:lsdException w:name="heading 2" w:semiHidden="1" w:uiPriority="9" w:unhideWhenUsed="1" w:qFormat="1"/>
+    <w:lsdException w:name="heading 3" w:semiHidden="1" w:uiPriority="9" w:unhideWhenUsed="1" w:qFormat="1"/>
+    <w:lsdException w:name="heading 4" w:semiHidden="1" w:uiPriority="9" w:unhideWhenUsed="1" w:qFormat="1"/>
+    <w:lsdException w:name="heading 5" w:semiHidden="1" w:uiPriority="9" w:unhideWhenUsed="1" w:qFormat="1"/>
+    <w:lsdException w:name="heading 6" w:semiHidden="1" w:uiPriority="9" w:unhideWhenUsed="1" w:qFormat="1"/>
+    <w:lsdException w:name="heading 7" w:semiHidden="1" w:uiPriority="9" w:unhideWhenUsed="1" w:qFormat="1"/>
+    <w:lsdException w:name="heading 8" w:semiHidden="1" w:uiPriority="9" w:unhideWhenUsed="1" w:qFormat="1"/>
+    <w:lsdException w:name="heading 9" w:semiHidden="1" w:uiPriority="9" w:unhideWhenUsed="1" w:qFormat="1"/>
+    <w:lsdException w:name="index 1" w:semiHidden="1" w:unhideWhenUsed="1"/>
+    <w:lsdException w:name="index 2" w:semiHidden="1" w:unhideWhenUsed="1"/>
+    <w:lsdException w:name="index 3" w:semiHidden="1" w:unhideWhenUsed="1"/>
+    <w:lsdException w:name="index 4" w:semiHidden="1" w:unhideWhenUsed="1"/>
+    <w:lsdException w:name="index 5" w:semiHidden="1" w:unhideWhenUsed="1"/>
+    <w:lsdException w:name="index 6" w:semiHidden="1" w:unhideWhenUsed="1"/>
+    <w:lsdException w:name="index 7" w:semiHidden="1" w:unhideWhenUsed="1"/>
+    <w:lsdException w:name="index 8" w:semiHidden="1" w:unhideWhenUsed="1"/>
+    <w:lsdException w:name="index 9" w:semiHidden="1" w:unhideWhenUsed="1"/>
+    <w:lsdException w:name="toc 1" w:semiHidden="1" w:uiPriority="39" w:unhideWhenUsed="1"/>
+    <w:lsdException w:name="toc 2" w:semiHidden="1" w:uiPriority="39" w:unhideWhenUsed="1"/>
+    <w:lsdException w:name="toc 3" w:semiHidden="1" w:uiPriority="39" w:unhideWhenUsed="1"/>
+    <w:lsdException w:name="toc 4" w:semiHidden="1" w:uiPriority="39" w:unhideWhenUsed="1"/>
+    <w:lsdException w:name="toc 5" w:semiHidden="1" w:uiPriority="39" w:unhideWhenUsed="1"/>
+    <w:lsdException w:name="toc 6" w:semiHidden="1" w:uiPriority="39" w:unhideWhenUsed="1"/>
+    <w:lsdException w:name="toc 7" w:semiHidden="1" w:uiPriority="39" w:unhideWhenUsed="1"/>
+    <w:lsdException w:name="toc 8" w:semiHidden="1" w:uiPriority="39" w:unhideWhenUsed="1"/>
+    <w:lsdException w:name="toc 9" w:semiHidden="1" w:uiPriority="39" w:unhideWhenUsed="1"/>
+    <w:lsdException w:name="Normal Indent" w:semiHidden="1" w:unhideWhenUsed="1"/>
+    <w:lsdException w:name="footnote text" w:semiHidden="1" w:unhideWhenUsed="1"/>
+    <w:lsdException w:name="annotation text" w:semiHidden="1" w:unhideWhenUsed="1"/>
+    <w:lsdException w:name="header" w:semiHidden="1" w:unhideWhenUsed="1"/>
+    <w:lsdException w:name="footer" w:semiHidden="1" w:unhideWhenUsed="1"/>
+    <w:lsdException w:name="index heading" w:semiHidden="1" w:unhideWhenUsed="1"/>
+    <w:lsdException w:name="caption" w:semiHidden="1" w:uiPriority="35" w:unhideWhenUsed="1" w:qFormat="1"/>
+    <w:lsdException w:name="table of figures" w:semiHidden="1" w:unhideWhenUsed="1"/>
+    <w:lsdException w:name="envelope address" w:semiHidden="1" w:unhideWhenUsed="1"/>
+    <w:lsdException w:name="envelope return" w:semiHidden="1" w:unhideWhenUsed="1"/>
+    <w:lsdException w:name="footnote reference" w:semiHidden="1" w:unhideWhenUsed="1"/>
+    <w:lsdException w:name="annotation reference" w:semiHidden="1" w:unhideWhenUsed="1"/>
+    <w:lsdException w:name="line number" w:semiHidden="1" w:unhideWhenUsed="1"/>
+    <w:lsdException w:name="page number" w:semiHidden="1" w:unhideWhenUsed="1"/>
+    <w:lsdException w:name="endnote reference" w:semiHidden="1" w:unhideWhenUsed="1"/>
+    <w:lsdException w:name="endnote text" w:semiHidden="1" w:unhideWhenUsed="1"/>
+    <w:lsdException w:name="table of authorities" w:semiHidden="1" w:unhideWhenUsed="1"/>
+    <w:lsdException w:name="macro" w:semiHidden="1" w:unhideWhenUsed="1"/>
+    <w:lsdException w:name="toa heading" w:semiHidden="1" w:unhideWhenUsed="1"/>
+    <w:lsdException w:name="List" w:semiHidden="1" w:unhideWhenUsed="1"/>
+    <w:lsdException w:name="List Bullet" w:semiHidden="1" w:unhideWhenUsed="1"/>
+    <w:lsdException w:name="List Number" w:semiHidden="1" w:unhideWhenUsed="1"/>
+    <w:lsdException w:name="List 2" w:semiHidden="1" w:unhideWhenUsed="1"/>
+    <w:lsdException w:name="List 3" w:semiHidden="1" w:unhideWhenUsed="1"/>
+    <w:lsdException w:name="List 4" w:semiHidden="1" w:unhideWhenUsed="1"/>
+    <w:lsdException w:name="List 5" w:semiHidden="1" w:unhideWhenUsed="1"/>
+    <w:lsdException w:name="List Bullet 2" w:semiHidden="1" w:unhideWhenUsed="1"/>
+    <w:lsdException w:name="List Bullet 3" w:semiHidden="1" w:unhideWhenUsed="1"/>
+    <w:lsdException w:name="List Bullet 4" w:semiHidden="1" w:unhideWhenUsed="1"/>
+    <w:lsdException w:name="List Bullet 5" w:semiHidden="1" w:unhideWhenUsed="1"/>
+    <w:lsdException w:name="List Number 2" w:semiHidden="1" w:unhideWhenUsed="1"/>
+    <w:lsdException w:name="List Number 3" w:semiHidden="1" w:unhideWhenUsed="1"/>
+    <w:lsdException w:name="List Number 4" w:semiHidden="1" w:unhideWhenUsed="1"/>
+    <w:lsdException w:name="List Number 5" w:semiHidden="1" w:unhideWhenUsed="1"/>
+    <w:lsdException w:name="Title" w:uiPriority="10" w:qFormat="1"/>
+    <w:lsdException w:name="Closing" w:semiHidden="1" w:unhideWhenUsed="1"/>
+    <w:lsdException w:name="Signature" w:semiHidden="1" w:unhideWhenUsed="1"/>
+    <w:lsdException w:name="Default Paragraph Font" w:semiHidden="1" w:uiPriority="1" w:unhideWhenUsed="1"/>
+    <w:lsdException w:name="Body Text" w:semiHidden="1" w:unhideWhenUsed="1"/>
+    <w:lsdException w:name="Body Text Indent" w:semiHidden="1" w:unhideWhenUsed="1"/>
+    <w:lsdException w:name="List Continue" w:semiHidden="1" w:unhideWhenUsed="1"/>
+    <w:lsdException w:name="List Continue 2" w:semiHidden="1" w:unhideWhenUsed="1"/>
+    <w:lsdException w:name="List Continue 3" w:semiHidden="1" w:unhideWhenUsed="1"/>
+    <w:lsdException w:name="List Continue 4" w:semiHidden="1" w:unhideWhenUsed="1"/>
+    <w:lsdException w:name="List Continue 5" w:semiHidden="1" w:unhideWhenUsed="1"/>
+    <w:lsdException w:name="Message Header" w:semiHidden="1" w:unhideWhenUsed="1"/>
+    <w:lsdException w:name="Subtitle" w:uiPriority="11" w:qFormat="1"/>
+    <w:lsdException w:name="Salutation" w:semiHidden="1" w:unhideWhenUsed="1"/>
+    <w:lsdException w:name="Date" w:semiHidden="1" w:unhideWhenUsed="1"/>
+    <w:lsdException w:name="Body Text First Indent" w:semiHidden="1" w:unhideWhenUsed="1"/>
+    <w:lsdException w:name="Body Text First Indent 2" w:semiHidden="1" w:unhideWhenUsed="1"/>
+    <w:lsdException w:name="Note Heading" w:semiHidden="1" w:unhideWhenUsed="1"/>
+    <w:lsdException w:name="Body Text 2" w:semiHidden="1" w:unhideWhenUsed="1"/>
+    <w:lsdException w:name="Body Text 3" w:semiHidden="1" w:unhideWhenUsed="1"/>
+    <w:lsdException w:name="Body Text Indent 2" w:semiHidden="1" w:unhideWhenUsed="1"/>
+    <w:lsdException w:name="Body Text Indent 3" w:semiHidden="1" w:unhideWhenUsed="1"/>
+    <w:lsdException w:name="Block Text" w:semiHidden="1" w:unhideWhenUsed="1"/>
+    <w:lsdException w:name="Hyperlink" w:semiHidden="1" w:unhideWhenUsed="1"/>
+    <w:lsdException w:name="FollowedHyperlink" w:semiHidden="1" w:unhideWhenUsed="1"/>
+    <w:lsdException w:name="Strong" w:uiPriority="22" w:qFormat="1"/>
+    <w:lsdException w:name="Emphasis" w:uiPriority="20" w:qFormat="1"/>
+    <w:lsdException w:name="Document Map" w:semiHidden="1" w:unhideWhenUsed="1"/>
+    <w:lsdException w:name="Plain Text" w:semiHidden="1" w:unhideWhenUsed="1"/>
+    <w:lsdException w:name="E-mail Signature" w:semiHidden="1" w:unhideWhenUsed="1"/>
+    <w:lsdException w:name="HTML Top of Form" w:semiHidden="1" w:unhideWhenUsed="1"/>
+    <w:lsdException w:name="HTML Bottom of Form" w:semiHidden="1" w:unhideWhenUsed="1"/>
+    <w:lsdException w:name="Normal (Web)" w:semiHidden="1" w:unhideWhenUsed="1"/>
+    <w:lsdException w:name="HTML Acronym" w:semiHidden="1" w:unhideWhenUsed="1"/>
+    <w:lsdException w:name="HTML Address" w:semiHidden="1" w:unhideWhenUsed="1"/>
+    <w:lsdException w:name="HTML Cite" w:semiHidden="1" w:unhideWhenUsed="1"/>
+    <w:lsdException w:name="HTML Code" w:semiHidden="1" w:unhideWhenUsed="1"/>
+    <w:lsdException w:name="HTML Definition" w:semiHidden="1" w:unhideWhenUsed="1"/>
+    <w:lsdException w:name="HTML Keyboard" w:semiHidden="1" w:unhideWhenUsed="1"/>
+    <w:lsdException w:name="HTML Preformatted" w:semiHidden="1" w:unhideWhenUsed="1"/>
+    <w:lsdException w:name="HTML Sample" w:semiHidden="1" w:unhideWhenUsed="1"/>
+    <w:lsdException w:name="HTML Typewriter" w:semiHidden="1" w:unhideWhenUsed="1"/>
+    <w:lsdException w:name="HTML Variable" w:semiHidden="1" w:unhideWhenUsed="1"/>
+    <w:lsdException w:name="Normal Table" w:semiHidden="1" w:unhideWhenUsed="1"/>
+    <w:lsdException w:name="annotation subject" w:semiHidden="1" w:unhideWhenUsed="1"/>
+    <w:lsdException w:name="No List" w:semiHidden="1" w:unhideWhenUsed="1"/>
+    <w:lsdException w:name="Outline List 1" w:semiHidden="1" w:unhideWhenUsed="1"/>
+    <w:lsdException w:name="Outline List 2" w:semiHidden="1" w:unhideWhenUsed="1"/>
+    <w:lsdException w:name="Outline List 3" w:semiHidden="1" w:unhideWhenUsed="1"/>
+    <w:lsdException w:name="Table Simple 1" w:semiHidden="1" w:unhideWhenUsed="1"/>
+    <w:lsdException w:name="Table Simple 2" w:semiHidden="1" w:unhideWhenUsed="1"/>
+    <w:lsdException w:name="Table Simple 3" w:semiHidden="1" w:unhideWhenUsed="1"/>
+    <w:lsdException w:name="Table Classic 1" w:semiHidden="1" w:unhideWhenUsed="1"/>
+    <w:lsdException w:name="Table Classic 2" w:semiHidden="1" w:unhideWhenUsed="1"/>
+    <w:lsdException w:name="Table Classic 3" w:semiHidden="1" w:unhideWhenUsed="1"/>
+    <w:lsdException w:name="Table Classic 4" w:semiHidden="1" w:unhideWhenUsed="1"/>
+    <w:lsdException w:name="Table Colorful 1" w:semiHidden="1" w:unhideWhenUsed="1"/>
+    <w:lsdException w:name="Table Colorful 2" w:semiHidden="1" w:unhideWhenUsed="1"/>
+    <w:lsdException w:name="Table Colorful 3" w:semiHidden="1" w:unhideWhenUsed="1"/>
+    <w:lsdException w:name="Table Columns 1" w:semiHidden="1" w:unhideWhenUsed="1"/>
+    <w:lsdException w:name="Table Columns 2" w:semiHidden="1" w:unhideWhenUsed="1"/>
+    <w:lsdException w:name="Table Columns 3" w:semiHidden="1" w:unhideWhenUsed="1"/>
+    <w:lsdException w:name="Table Columns 4" w:semiHidden="1" w:unhideWhenUsed="1"/>
+    <w:lsdException w:name="Table Columns 5" w:semiHidden="1" w:unhideWhenUsed="1"/>
+    <w:lsdException w:name="Table Grid 1" w:semiHidden="1" w:unhideWhenUsed="1"/>
+    <w:lsdException w:name="Table Grid 2" w:semiHidden="1" w:unhideWhenUsed="1"/>
+    <w:lsdException w:name="Table Grid 3" w:semiHidden="1" w:unhideWhenUsed="1"/>
+    <w:lsdException w:name="Table Grid 4" w:semiHidden="1" w:unhideWhenUsed="1"/>
+    <w:lsdException w:name="Table Grid 5" w:semiHidden="1" w:unhideWhenUsed="1"/>
+    <w:lsdException w:name="Table Grid 6" w:semiHidden="1" w:unhideWhenUsed="1"/>
+    <w:lsdException w:name="Table Grid 7" w:semiHidden="1" w:unhideWhenUsed="1"/>
+    <w:lsdException w:name="Table Grid 8" w:semiHidden="1" w:unhideWhenUsed="1"/>
+    <w:lsdException w:name="Table List 1" w:semiHidden="1" w:unhideWhenUsed="1"/>
+    <w:lsdException w:name="Table List 2" w:semiHidden="1" w:unhideWhenUsed="1"/>
+    <w:lsdException w:name="Table List 3" w:semiHidden="1" w:unhideWhenUsed="1"/>
+    <w:lsdException w:name="Table List 4" w:semiHidden="1" w:unhideWhenUsed="1"/>
+    <w:lsdException w:name="Table List 5" w:semiHidden="1" w:unhideWhenUsed="1"/>
+    <w:lsdException w:name="Table List 6" w:semiHidden="1" w:unhideWhenUsed="1"/>
+    <w:lsdException w:name="Table List 7" w:semiHidden="1" w:unhideWhenUsed="1"/>
+    <w:lsdException w:name="Table List 8" w:semiHidden="1" w:unhideWhenUsed="1"/>
+    <w:lsdException w:name="Table 3D effects 1" w:semiHidden="1" w:unhideWhenUsed="1"/>
+    <w:lsdException w:name="Table 3D effects 2" w:semiHidden="1" w:unhideWhenUsed="1"/>
+    <w:lsdException w:name="Table 3D effects 3" w:semiHidden="1" w:unhideWhenUsed="1"/>
+    <w:lsdException w:name="Table Contemporary" w:semiHidden="1" w:unhideWhenUsed="1"/>
+    <w:lsdException w:name="Table Elegant" w:semiHidden="1" w:unhideWhenUsed="1"/>
+    <w:lsdException w:name="Table Professional" w:semiHidden="1" w:unhideWhenUsed="1"/>
+    <w:lsdException w:name="Table Subtle 1" w:semiHidden="1" w:unhideWhenUsed="1"/>
+    <w:lsdException w:name="Table Subtle 2" w:semiHidden="1" w:unhideWhenUsed="1"/>
+    <w:lsdException w:name="Table Web 1" w:semiHidden="1" w:unhideWhenUsed="1"/>
+    <w:lsdException w:name="Table Web 2" w:semiHidden="1" w:unhideWhenUsed="1"/>
+    <w:lsdException w:name="Table Web 3" w:semiHidden="1" w:unhideWhenUsed="1"/>
+    <w:lsdException w:name="Balloon Text" w:semiHidden="1" w:unhideWhenUsed="1"/>
+    <w:lsdException w:name="Table Grid" w:uiPriority="39"/>
+    <w:lsdException w:name="Table Theme" w:semiHidden="1" w:unhideWhenUsed="1"/>
+    <w:lsdException w:name="Placeholder Text" w:semiHidden="1"/>
+    <w:lsdException w:name="No Spacing" w:uiPriority="1" w:qFormat="1"/>
+    <w:lsdException w:name="Light Shading" w:uiPriority="60"/>
+    <w:lsdException w:name="Light List" w:uiPriority="61"/>
+    <w:lsdException w:name="Light Grid" w:uiPriority="62"/>
+    <w:lsdException w:name="Medium Shading 1" w:uiPriority="63"/>
+    <w:lsdException w:name="Medium Shading 2" w:uiPriority="64"/>
+    <w:lsdException w:name="Medium List 1" w:uiPriority="65"/>
+    <w:lsdException w:name="Medium List 2" w:uiPriority="66"/>
+    <w:lsdException w:name="Medium Grid 1" w:uiPriority="67"/>
+    <w:lsdException w:name="Medium Grid 2" w:uiPriority="68"/>
+    <w:lsdException w:name="Medium Grid 3" w:uiPriority="69"/>
+    <w:lsdException w:name="Dark List" w:uiPriority="70"/>
+    <w:lsdException w:name="Colorful Shading" w:uiPriority="71"/>
+    <w:lsdException w:name="Colorful List" w:uiPriority="72"/>
+    <w:lsdException w:name="Colorful Grid" w:uiPriority="73"/>
+    <w:lsdException w:name="Light Shading Accent 1" w:uiPriority="60"/>
+    <w:lsdException w:name="Light List Accent 1" w:uiPriority="61"/>
+    <w:lsdException w:name="Light Grid Accent 1" w:uiPriority="62"/>
+    <w:lsdException w:name="Medium Shading 1 Accent 1" w:uiPriority="63"/>
+    <w:lsdException w:name="Medium Shading 2 Accent 1" w:uiPriority="64"/>
+    <w:lsdException w:name="Medium List 1 Accent 1" w:uiPriority="65"/>
+    <w:lsdException w:name="Revision" w:semiHidden="1"/>
+    <w:lsdException w:name="List Paragraph" w:uiPriority="34" w:qFormat="1"/>
+    <w:lsdException w:name="Quote" w:uiPriority="29" w:qFormat="1"/>
+    <w:lsdException w:name="Intense Quote" w:uiPriority="30" w:qFormat="1"/>
+    <w:lsdException w:name="Medium List 2 Accent 1" w:uiPriority="66"/>
+    <w:lsdException w:name="Medium Grid 1 Accent 1" w:uiPriority="67"/>
+    <w:lsdException w:name="Medium Grid 2 Accent 1" w:uiPriority="68"/>
+    <w:lsdException w:name="Medium Grid 3 Accent 1" w:uiPriority="69"/>
+    <w:lsdException w:name="Dark List Accent 1" w:uiPriority="70"/>
+    <w:lsdException w:name="Colorful Shading Accent 1" w:uiPriority="71"/>
+    <w:lsdException w:name="Colorful List Accent 1" w:uiPriority="72"/>
+    <w:lsdException w:name="Colorful Grid Accent 1" w:uiPriority="73"/>
+    <w:lsdException w:name="Light Shading Accent 2" w:uiPriority="60"/>
+    <w:lsdException w:name="Light List Accent 2" w:uiPriority="61"/>
+    <w:lsdException w:name="Light Grid Accent 2" w:uiPriority="62"/>
+    <w:lsdException w:name="Medium Shading 1 Accent 2" w:uiPriority="63"/>
+    <w:lsdException w:name="Medium Shading 2 Accent 2" w:uiPriority="64"/>
+    <w:lsdException w:name="Medium List 1 Accent 2" w:uiPriority="65"/>
+    <w:lsdException w:name="Medium List 2 Accent 2" w:uiPriority="66"/>
+    <w:lsdException w:name="Medium Grid 1 Accent 2" w:uiPriority="67"/>
+    <w:lsdException w:name="Medium Grid 2 Accent 2" w:uiPriority="68"/>
+    <w:lsdException w:name="Medium Grid 3 Accent 2" w:uiPriority="69"/>
+    <w:lsdException w:name="Dark List Accent 2" w:uiPriority="70"/>
+    <w:lsdException w:name="Colorful Shading Accent 2" w:uiPriority="71"/>
+    <w:lsdException w:name="Colorful List Accent 2" w:uiPriority="72"/>
+    <w:lsdException w:name="Colorful Grid Accent 2" w:uiPriority="73"/>
+    <w:lsdException w:name="Light Shading Accent 3" w:uiPriority="60"/>
+    <w:lsdException w:name="Light List Accent 3" w:uiPriority="61"/>
+    <w:lsdException w:name="Light Grid Accent 3" w:uiPriority="62"/>
+    <w:lsdException w:name="Medium Shading 1 Accent 3" w:uiPriority="63"/>
+    <w:lsdException w:name="Medium Shading 2 Accent 3" w:uiPriority="64"/>
+    <w:lsdException w:name="Medium List 1 Accent 3" w:uiPriority="65"/>
+    <w:lsdException w:name="Medium List 2 Accent 3" w:uiPriority="66"/>
+    <w:lsdException w:name="Medium Grid 1 Accent 3" w:uiPriority="67"/>
+    <w:lsdException w:name="Medium Grid 2 Accent 3" w:uiPriority="68"/>
+    <w:lsdException w:name="Medium Grid 3 Accent 3" w:uiPriority="69"/>
+    <w:lsdException w:name="Dark List Accent 3" w:uiPriority="70"/>
+    <w:lsdException w:name="Colorful Shading Accent 3" w:uiPriority="71"/>
+    <w:lsdException w:name="Colorful List Accent 3" w:uiPriority="72"/>
+    <w:lsdException w:name="Colorful Grid Accent 3" w:uiPriority="73"/>
+    <w:lsdException w:name="Light Shading Accent 4" w:uiPriority="60"/>
+    <w:lsdException w:name="Light List Accent 4" w:uiPriority="61"/>
+    <w:lsdException w:name="Light Grid Accent 4" w:uiPriority="62"/>
+    <w:lsdException w:name="Medium Shading 1 Accent 4" w:uiPriority="63"/>
+    <w:lsdException w:name="Medium Shading 2 Accent 4" w:uiPriority="64"/>
+    <w:lsdException w:name="Medium List 1 Accent 4" w:uiPriority="65"/>
+    <w:lsdException w:name="Medium List 2 Accent 4" w:uiPriority="66"/>
+    <w:lsdException w:name="Medium Grid 1 Accent 4" w:uiPriority="67"/>
+    <w:lsdException w:name="Medium Grid 2 Accent 4" w:uiPriority="68"/>
+    <w:lsdException w:name="Medium Grid 3 Accent 4" w:uiPriority="69"/>
+    <w:lsdException w:name="Dark List Accent 4" w:uiPriority="70"/>
+    <w:lsdException w:name="Colorful Shading Accent 4" w:uiPriority="71"/>
+    <w:lsdException w:name="Colorful List Accent 4" w:uiPriority="72"/>
+    <w:lsdException w:name="Colorful Grid Accent 4" w:uiPriority="73"/>
+    <w:lsdException w:name="Light Shading Accent 5" w:uiPriority="60"/>
+    <w:lsdException w:name="Light List Accent 5" w:uiPriority="61"/>
+    <w:lsdException w:name="Light Grid Accent 5" w:uiPriority="62"/>
+    <w:lsdException w:name="Medium Shading 1 Accent 5" w:uiPriority="63"/>
+    <w:lsdException w:name="Medium Shading 2 Accent 5" w:uiPriority="64"/>
+    <w:lsdException w:name="Medium List 1 Accent 5" w:uiPriority="65"/>
+    <w:lsdException w:name="Medium List 2 Accent 5" w:uiPriority="66"/>
+    <w:lsdException w:name="Medium Grid 1 Accent 5" w:uiPriority="67"/>
+    <w:lsdException w:name="Medium Grid 2 Accent 5" w:uiPriority="68"/>
+    <w:lsdException w:name="Medium Grid 3 Accent 5" w:uiPriority="69"/>
+    <w:lsdException w:name="Dark List Accent 5" w:uiPriority="70"/>
+    <w:lsdException w:name="Colorful Shading Accent 5" w:uiPriority="71"/>
+    <w:lsdException w:name="Colorful List Accent 5" w:uiPriority="72"/>
+    <w:lsdException w:name="Colorful Grid Accent 5" w:uiPriority="73"/>
+    <w:lsdException w:name="Light Shading Accent 6" w:uiPriority="60"/>
+    <w:lsdException w:name="Light List Accent 6" w:uiPriority="61"/>
+    <w:lsdException w:name="Light Grid Accent 6" w:uiPriority="62"/>
+    <w:lsdException w:name="Medium Shading 1 Accent 6" w:uiPriority="63"/>
+    <w:lsdException w:name="Medium Shading 2 Accent 6" w:uiPriority="64"/>
+    <w:lsdException w:name="Medium List 1 Accent 6" w:uiPriority="65"/>
+    <w:lsdException w:name="Medium List 2 Accent 6" w:uiPriority="66"/>
+    <w:lsdException w:name="Medium Grid 1 Accent 6" w:uiPriority="67"/>
+    <w:lsdException w:name="Medium Grid 2 Accent 6" w:uiPriority="68"/>
+    <w:lsdException w:name="Medium Grid 3 Accent 6" w:uiPriority="69"/>
+    <w:lsdException w:name="Dark List Accent 6" w:uiPriority="70"/>
+    <w:lsdException w:name="Colorful Shading Accent 6" w:uiPriority="71"/>
+    <w:lsdException w:name="Colorful List Accent 6" w:uiPriority="72"/>
+    <w:lsdException w:name="Colorful Grid Accent 6" w:uiPriority="73"/>
+    <w:lsdException w:name="Subtle Emphasis" w:uiPriority="19" w:qFormat="1"/>
+    <w:lsdException w:name="Intense Emphasis" w:uiPriority="21" w:qFormat="1"/>
+    <w:lsdException w:name="Subtle Reference" w:uiPriority="31" w:qFormat="1"/>
+    <w:lsdException w:name="Intense Reference" w:uiPriority="32" w:qFormat="1"/>
+    <w:lsdException w:name="Book Title" w:uiPriority="33" w:qFormat="1"/>
+    <w:lsdException w:name="Bibliography" w:semiHidden="1" w:uiPriority="37" w:unhideWhenUsed="1"/>
+    <w:lsdException w:name="TOC Heading" w:semiHidden="1" w:uiPriority="39" w:unhideWhenUsed="1" w:qFormat="1"/>
+    <w:lsdException w:name="Plain Table 1" w:uiPriority="41"/>
+    <w:lsdException w:name="Plain Table 2" w:uiPriority="42"/>
+    <w:lsdException w:name="Plain Table 3" w:uiPriority="43"/>
+    <w:lsdException w:name="Plain Table 4" w:uiPriority="44"/>
+    <w:lsdException w:name="Plain Table 5" w:uiPriority="45"/>
+    <w:lsdException w:name="Grid Table Light" w:uiPriority="40"/>
+    <w:lsdException w:name="Grid Table 1 Light" w:uiPriority="46"/>
+    <w:lsdException w:name="Grid Table 2" w:uiPriority="47"/>
+    <w:lsdException w:name="Grid Table 3" w:uiPriority="48"/>
+    <w:lsdException w:name="Grid Table 4" w:uiPriority="49"/>
+    <w:lsdException w:name="Grid Table 5 Dark" w:uiPriority="50"/>
+    <w:lsdException w:name="Grid Table 6 Colorful" w:uiPriority="51"/>
+    <w:lsdException w:name="Grid Table 7 Colorful" w:uiPriority="52"/>
+    <w:lsdException w:name="Grid Table 1 Light Accent 1" w:uiPriority="46"/>
+    <w:lsdException w:name="Grid Table 2 Accent 1" w:uiPriority="47"/>
+    <w:lsdException w:name="Grid Table 3 Accent 1" w:uiPriority="48"/>
+    <w:lsdException w:name="Grid Table 4 Accent 1" w:uiPriority="49"/>
+    <w:lsdException w:name="Grid Table 5 Dark Accent 1" w:uiPriority="50"/>
+    <w:lsdException w:name="Grid Table 6 Colorful Accent 1" w:uiPriority="51"/>
+    <w:lsdException w:name="Grid Table 7 Colorful Accent 1" w:uiPriority="52"/>
+    <w:lsdException w:name="Grid Table 1 Light Accent 2" w:uiPriority="46"/>
+    <w:lsdException w:name="Grid Table 2 Accent 2" w:uiPriority="47"/>
+    <w:lsdException w:name="Grid Table 3 Accent 2" w:uiPriority="48"/>
+    <w:lsdException w:name="Grid Table 4 Accent 2" w:uiPriority="49"/>
+    <w:lsdException w:name="Grid Table 5 Dark Accent 2" w:uiPriority="50"/>
+    <w:lsdException w:name="Grid Table 6 Colorful Accent 2" w:uiPriority="51"/>
+    <w:lsdException w:name="Grid Table 7 Colorful Accent 2" w:uiPriority="52"/>
+    <w:lsdException w:name="Grid Table 1 Light Accent 3" w:uiPriority="46"/>
+    <w:lsdException w:name="Grid Table 2 Accent 3" w:uiPriority="47"/>
+    <w:lsdException w:name="Grid Table 3 Accent 3" w:uiPriority="48"/>
+    <w:lsdException w:name="Grid Table 4 Accent 3" w:uiPriority="49"/>
+    <w:lsdException w:name="Grid Table 5 Dark Accent 3" w:uiPriority="50"/>
+    <w:lsdException w:name="Grid Table 6 Colorful Accent 3" w:uiPriority="51"/>
+    <w:lsdException w:name="Grid Table 7 Colorful Accent 3" w:uiPriority="52"/>
+    <w:lsdException w:name="Grid Table 1 Light Accent 4" w:uiPriority="46"/>
+    <w:lsdException w:name="Grid Table 2 Accent 4" w:uiPriority="47"/>
+    <w:lsdException w:name="Grid Table 3 Accent 4" w:uiPriority="48"/>
+    <w:lsdException w:name="Grid Table 4 Accent 4" w:uiPriority="49"/>
+    <w:lsdException w:name="Grid Table 5 Dark Accent 4" w:uiPriority="50"/>
+    <w:lsdException w:name="Grid Table 6 Colorful Accent 4" w:uiPriority="51"/>
+    <w:lsdException w:name="Grid Table 7 Colorful Accent 4" w:uiPriority="52"/>
+    <w:lsdException w:name="Grid Table 1 Light Accent 5" w:uiPriority="46"/>
+    <w:lsdException w:name="Grid Table 2 Accent 5" w:uiPriority="47"/>
+    <w:lsdException w:name="Grid Table 3 Accent 5" w:uiPriority="48"/>
+    <w:lsdException w:name="Grid Table 4 Accent 5" w:uiPriority="49"/>
+    <w:lsdException w:name="Grid Table 5 Dark Accent 5" w:uiPriority="50"/>
+    <w:lsdException w:name="Grid Table 6 Colorful Accent 5" w:uiPriority="51"/>
+    <w:lsdException w:name="Grid Table 7 Colorful Accent 5" w:uiPriority="52"/>
+    <w:lsdException w:name="Grid Table 1 Light Accent 6" w:uiPriority="46"/>
+    <w:lsdException w:name="Grid Table 2 Accent 6" w:uiPriority="47"/>
+    <w:lsdException w:name="Grid Table 3 Accent 6" w:uiPriority="48"/>
+    <w:lsdException w:name="Grid Table 4 Accent 6" w:uiPriority="49"/>
+    <w:lsdException w:name="Grid Table 5 Dark Accent 6" w:uiPriority="50"/>
+    <w:lsdException w:name="Grid Table 6 Colorful Accent 6" w:uiPriority="51"/>
+    <w:lsdException w:name="Grid Table 7 Colorful Accent 6" w:uiPriority="52"/>
+    <w:lsdException w:name="List Table 1 Light" w:uiPriority="46"/>
+    <w:lsdException w:name="List Table 2" w:uiPriority="47"/>
+    <w:lsdException w:name="List Table 3" w:uiPriority="48"/>
+    <w:lsdException w:name="List Table 4" w:uiPriority="49"/>
+    <w:lsdException w:name="List Table 5 Dark" w:uiPriority="50"/>
+    <w:lsdException w:name="List Table 6 Colorful" w:uiPriority="51"/>
+    <w:lsdException w:name="List Table 7 Colorful" w:uiPriority="52"/>
+    <w:lsdException w:name="List Table 1 Light Accent 1" w:uiPriority="46"/>
+    <w:lsdException w:name="List Table 2 Accent 1" w:uiPriority="47"/>
+    <w:lsdException w:name="List Table 3 Accent 1" w:uiPriority="48"/>
+    <w:lsdException w:name="List Table 4 Accent 1" w:uiPriority="49"/>
+    <w:lsdException w:name="List Table 5 Dark Accent 1" w:uiPriority="50"/>
+    <w:lsdException w:name="List Table 6 Colorful Accent 1" w:uiPriority="51"/>
+    <w:lsdException w:name="List Table 7 Colorful Accent 1" w:uiPriority="52"/>
+    <w:lsdException w:name="List Table 1 Light Accent 2" w:uiPriority="46"/>
+    <w:lsdException w:name="List Table 2 Accent 2" w:uiPriority="47"/>
+    <w:lsdException w:name="List Table 3 Accent 2" w:uiPriority="48"/>
+    <w:lsdException w:name="List Table 4 Accent 2" w:uiPriority="49"/>
+    <w:lsdException w:name="List Table 5 Dark Accent 2" w:uiPriority="50"/>
+    <w:lsdException w:name="List Table 6 Colorful Accent 2" w:uiPriority="51"/>
+    <w:lsdException w:name="List Table 7 Colorful Accent 2" w:uiPriority="52"/>
+    <w:lsdException w:name="List Table 1 Light Accent 3" w:uiPriority="46"/>
+    <w:lsdException w:name="List Table 2 Accent 3" w:uiPriority="47"/>
+    <w:lsdException w:name="List Table 3 Accent 3" w:uiPriority="48"/>
+    <w:lsdException w:name="List Table 4 Accent 3" w:uiPriority="49"/>
+    <w:lsdException w:name="List Table 5 Dark Accent 3" w:uiPriority="50"/>
+    <w:lsdException w:name="List Table 6 Colorful Accent 3" w:uiPriority="51"/>
+    <w:lsdException w:name="List Table 7 Colorful Accent 3" w:uiPriority="52"/>
+    <w:lsdException w:name="List Table 1 Light Accent 4" w:uiPriority="46"/>
+    <w:lsdException w:name="List Table 2 Accent 4" w:uiPriority="47"/>
+    <w:lsdException w:name="List Table 3 Accent 4" w:uiPriority="48"/>
+    <w:lsdException w:name="List Table 4 Accent 4" w:uiPriority="49"/>
+    <w:lsdException w:name="List Table 5 Dark Accent 4" w:uiPriority="50"/>
+    <w:lsdException w:name="List Table 6 Colorful Accent 4" w:uiPriority="51"/>
+    <w:lsdException w:name="List Table 7 Colorful Accent 4" w:uiPriority="52"/>
+    <w:lsdException w:name="List Table 1 Light Accent 5" w:uiPriority="46"/>
+    <w:lsdException w:name="List Table 2 Accent 5" w:uiPriority="47"/>
+    <w:lsdException w:name="List Table 3 Accent 5" w:uiPriority="48"/>
+    <w:lsdException w:name="List Table 4 Accent 5" w:uiPriority="49"/>
+    <w:lsdException w:name="List Table 5 Dark Accent 5" w:uiPriority="50"/>
+    <w:lsdException w:name="List Table 6 Colorful Accent 5" w:uiPriority="51"/>
+    <w:lsdException w:name="List Table 7 Colorful Accent 5" w:uiPriority="52"/>
+    <w:lsdException w:name="List Table 1 Light Accent 6" w:uiPriority="46"/>
+    <w:lsdException w:name="List Table 2 Accent 6" w:uiPriority="47"/>
+    <w:lsdException w:name="List Table 3 Accent 6" w:uiPriority="48"/>
+    <w:lsdException w:name="List Table 4 Accent 6" w:uiPriority="49"/>
+    <w:lsdException w:name="List Table 5 Dark Accent 6" w:uiPriority="50"/>
+    <w:lsdException w:name="List Table 6 Colorful Accent 6" w:uiPriority="51"/>
+    <w:lsdException w:name="List Table 7 Colorful Accent 6" w:uiPriority="52"/>
+    <w:lsdException w:name="Mention" w:semiHidden="1" w:unhideWhenUsed="1"/>
+    <w:lsdException w:name="Smart Hyperlink" w:semiHidden="1" w:unhideWhenUsed="1"/>
+    <w:lsdException w:name="Hashtag" w:semiHidden="1" w:unhideWhenUsed="1"/>
+    <w:lsdException w:name="Unresolved Mention" w:semiHidden="1" w:unhideWhenUsed="1"/>
+    <w:lsdException w:name="Smart Link" w:semiHidden="1" w:unhideWhenUsed="1"/>
   </w:latentStyles>
   <w:style w:type="paragraph" w:default="1" w:styleId="a">
     <w:name w:val="Normal"/>
